--- a/doc_review_work/AutoISF Operations BRIEF Manual Plain Language Summary revised 25 Aug 2026 Contents links fixed.docx
+++ b/doc_review_work/AutoISF Operations BRIEF Manual Plain Language Summary revised 25 Aug 2026 Contents links fixed.docx
@@ -8,13 +8,7 @@
         <w:spacing w:after="100"/>
       </w:pPr>
       <w:r>
-        <w:t>AutoISF Fork —</w:t>
-      </w:r>
-      <w:r>
-        <w:t xml:space="preserve">Brief </w:t>
-      </w:r>
-      <w:r>
-        <w:t>Operations Manual</w:t>
+        <w:t xml:space="preserve">AutoISF Fork —Brief Operations Manual</w:t>
       </w:r>
     </w:p>
     <w:p>
@@ -43,14 +37,7 @@
           <w:b/>
           <w:sz w:val="40"/>
         </w:rPr>
-        <w:t>AIM  of the program.</w:t>
-      </w:r>
-      <w:r>
-        <w:rPr>
-          <w:b/>
-          <w:sz w:val="40"/>
-        </w:rPr>
-        <w:t xml:space="preserve"> [a personal use example of ideas]</w:t>
+        <w:t xml:space="preserve">AIM  of the program. [a personal use example of ideas]</w:t>
       </w:r>
     </w:p>
     <w:p>
@@ -74,316 +61,57 @@
           <w:sz w:val="28"/>
           <w:szCs w:val="28"/>
         </w:rPr>
-        <w:t xml:space="preserve">The aim is to make the requirement for intervention very minimal, given still the </w:t>
-      </w:r>
-      <w:r>
+        <w:t xml:space="preserve">The aim is to make the requirement for intervention very minimal, given still the expectation of at least intermittent bolus calculation. This represents a lesser goal than the “boost” Variant aAPS programme, which I think really aims at no bolus.</w:t>
+      </w:r>
+    </w:p>
+    <w:p>
+      <w:pPr>
+        <w:jc w:val="both"/>
         <w:rPr>
           <w:sz w:val="28"/>
           <w:szCs w:val="28"/>
         </w:rPr>
-        <w:t>e</w:t>
-      </w:r>
-      <w:r>
+      </w:pPr>
+    </w:p>
+    <w:p>
+      <w:pPr>
+        <w:jc w:val="both"/>
         <w:rPr>
           <w:sz w:val="28"/>
           <w:szCs w:val="28"/>
         </w:rPr>
-        <w:t xml:space="preserve">xpectation of at least intermittent bolus calculation. This represents </w:t>
-      </w:r>
+      </w:pPr>
       <w:r>
         <w:rPr>
           <w:sz w:val="28"/>
           <w:szCs w:val="28"/>
         </w:rPr>
-        <w:t>a</w:t>
-      </w:r>
-      <w:r>
+        <w:t xml:space="preserve">Although the internal code automations do switch profiles and set temp targets these can be set individually as well if necessary and particularly if there is a concern about overall excess  strength causing hypoglycemia or various conditions [such as steroids, hormones and so on] interfering in the last few days or weeks, </w:t>
+      </w:r>
+    </w:p>
+    <w:p>
+      <w:pPr>
+        <w:jc w:val="both"/>
         <w:rPr>
           <w:sz w:val="28"/>
           <w:szCs w:val="28"/>
         </w:rPr>
-        <w:t xml:space="preserve"> lesser goal than the “boost” Varia</w:t>
-      </w:r>
-      <w:r>
+      </w:pPr>
+    </w:p>
+    <w:p>
+      <w:pPr>
+        <w:jc w:val="both"/>
         <w:rPr>
           <w:sz w:val="28"/>
           <w:szCs w:val="28"/>
         </w:rPr>
-        <w:t>nt aAPS</w:t>
-      </w:r>
+      </w:pPr>
       <w:r>
         <w:rPr>
           <w:sz w:val="28"/>
           <w:szCs w:val="28"/>
         </w:rPr>
-        <w:t xml:space="preserve"> programme, which </w:t>
-      </w:r>
-      <w:r>
-        <w:rPr>
-          <w:sz w:val="28"/>
-          <w:szCs w:val="28"/>
-        </w:rPr>
-        <w:t xml:space="preserve">I think </w:t>
-      </w:r>
-      <w:r>
-        <w:rPr>
-          <w:sz w:val="28"/>
-          <w:szCs w:val="28"/>
-        </w:rPr>
-        <w:t>really aims at</w:t>
-      </w:r>
-      <w:r>
-        <w:rPr>
-          <w:sz w:val="28"/>
-          <w:szCs w:val="28"/>
-        </w:rPr>
-        <w:t xml:space="preserve"> n</w:t>
-      </w:r>
-      <w:r>
-        <w:rPr>
-          <w:sz w:val="28"/>
-          <w:szCs w:val="28"/>
-        </w:rPr>
-        <w:t>o bolus.</w:t>
-      </w:r>
-    </w:p>
-    <w:p>
-      <w:pPr>
-        <w:jc w:val="both"/>
-        <w:rPr>
-          <w:sz w:val="28"/>
-          <w:szCs w:val="28"/>
-        </w:rPr>
-      </w:pPr>
-    </w:p>
-    <w:p>
-      <w:pPr>
-        <w:jc w:val="both"/>
-        <w:rPr>
-          <w:sz w:val="28"/>
-          <w:szCs w:val="28"/>
-        </w:rPr>
-      </w:pPr>
-      <w:r>
-        <w:rPr>
-          <w:sz w:val="28"/>
-          <w:szCs w:val="28"/>
-        </w:rPr>
-        <w:t>Although the internal code automations</w:t>
-      </w:r>
-      <w:r>
-        <w:rPr>
-          <w:sz w:val="28"/>
-          <w:szCs w:val="28"/>
-        </w:rPr>
-        <w:t xml:space="preserve"> d</w:t>
-      </w:r>
-      <w:r>
-        <w:rPr>
-          <w:sz w:val="28"/>
-          <w:szCs w:val="28"/>
-        </w:rPr>
-        <w:t>o switch profiles and set temp targets</w:t>
-      </w:r>
-      <w:r>
-        <w:rPr>
-          <w:sz w:val="28"/>
-          <w:szCs w:val="28"/>
-        </w:rPr>
-        <w:t xml:space="preserve"> t</w:t>
-      </w:r>
-      <w:r>
-        <w:rPr>
-          <w:sz w:val="28"/>
-          <w:szCs w:val="28"/>
-        </w:rPr>
-        <w:t>hese can be set individually as well</w:t>
-      </w:r>
-      <w:r>
-        <w:rPr>
-          <w:sz w:val="28"/>
-          <w:szCs w:val="28"/>
-        </w:rPr>
-        <w:t xml:space="preserve"> i</w:t>
-      </w:r>
-      <w:r>
-        <w:rPr>
-          <w:sz w:val="28"/>
-          <w:szCs w:val="28"/>
-        </w:rPr>
-        <w:t>f necessary</w:t>
-      </w:r>
-      <w:r>
-        <w:rPr>
-          <w:sz w:val="28"/>
-          <w:szCs w:val="28"/>
-        </w:rPr>
-        <w:t xml:space="preserve"> </w:t>
-      </w:r>
-      <w:r>
-        <w:rPr>
-          <w:sz w:val="28"/>
-          <w:szCs w:val="28"/>
-        </w:rPr>
-        <w:t>and p</w:t>
-      </w:r>
-      <w:r>
-        <w:rPr>
-          <w:sz w:val="28"/>
-          <w:szCs w:val="28"/>
-        </w:rPr>
-        <w:t>articularly if there is a concern</w:t>
-      </w:r>
-      <w:r>
-        <w:rPr>
-          <w:sz w:val="28"/>
-          <w:szCs w:val="28"/>
-        </w:rPr>
-        <w:t xml:space="preserve"> about overall </w:t>
-      </w:r>
-      <w:r>
-        <w:rPr>
-          <w:sz w:val="28"/>
-          <w:szCs w:val="28"/>
-        </w:rPr>
-        <w:t xml:space="preserve">excess </w:t>
-      </w:r>
-      <w:r>
-        <w:rPr>
-          <w:sz w:val="28"/>
-          <w:szCs w:val="28"/>
-        </w:rPr>
-        <w:t xml:space="preserve"> strength</w:t>
-      </w:r>
-      <w:r>
-        <w:rPr>
-          <w:sz w:val="28"/>
-          <w:szCs w:val="28"/>
-        </w:rPr>
-        <w:t xml:space="preserve"> c</w:t>
-      </w:r>
-      <w:r>
-        <w:rPr>
-          <w:sz w:val="28"/>
-          <w:szCs w:val="28"/>
-        </w:rPr>
-        <w:t>ausing hyp</w:t>
-      </w:r>
-      <w:r>
-        <w:rPr>
-          <w:sz w:val="28"/>
-          <w:szCs w:val="28"/>
-        </w:rPr>
-        <w:t>o</w:t>
-      </w:r>
-      <w:r>
-        <w:rPr>
-          <w:sz w:val="28"/>
-          <w:szCs w:val="28"/>
-        </w:rPr>
-        <w:t>glycemia or</w:t>
-      </w:r>
-      <w:r>
-        <w:rPr>
-          <w:sz w:val="28"/>
-          <w:szCs w:val="28"/>
-        </w:rPr>
-        <w:t xml:space="preserve"> v</w:t>
-      </w:r>
-      <w:r>
-        <w:rPr>
-          <w:sz w:val="28"/>
-          <w:szCs w:val="28"/>
-        </w:rPr>
-        <w:t>arious conditions [such as steroids, hormones and so on] interfering</w:t>
-      </w:r>
-      <w:r>
-        <w:rPr>
-          <w:sz w:val="28"/>
-          <w:szCs w:val="28"/>
-        </w:rPr>
-        <w:t xml:space="preserve"> i</w:t>
-      </w:r>
-      <w:r>
-        <w:rPr>
-          <w:sz w:val="28"/>
-          <w:szCs w:val="28"/>
-        </w:rPr>
-        <w:t xml:space="preserve">n the last few days or weeks, </w:t>
-      </w:r>
-    </w:p>
-    <w:p>
-      <w:pPr>
-        <w:jc w:val="both"/>
-        <w:rPr>
-          <w:sz w:val="28"/>
-          <w:szCs w:val="28"/>
-        </w:rPr>
-      </w:pPr>
-    </w:p>
-    <w:p>
-      <w:pPr>
-        <w:jc w:val="both"/>
-        <w:rPr>
-          <w:sz w:val="28"/>
-          <w:szCs w:val="28"/>
-        </w:rPr>
-      </w:pPr>
-      <w:r>
-        <w:rPr>
-          <w:sz w:val="28"/>
-          <w:szCs w:val="28"/>
-        </w:rPr>
-        <w:t>It is simple enough to switch</w:t>
-      </w:r>
-      <w:r>
-        <w:rPr>
-          <w:sz w:val="28"/>
-          <w:szCs w:val="28"/>
-        </w:rPr>
-        <w:t xml:space="preserve"> </w:t>
-      </w:r>
-      <w:r>
-        <w:rPr>
-          <w:sz w:val="28"/>
-          <w:szCs w:val="28"/>
-        </w:rPr>
-        <w:t>the “high and low” profiles</w:t>
-      </w:r>
-      <w:r>
-        <w:rPr>
-          <w:sz w:val="28"/>
-          <w:szCs w:val="28"/>
-        </w:rPr>
-        <w:t xml:space="preserve"> u</w:t>
-      </w:r>
-      <w:r>
-        <w:rPr>
-          <w:sz w:val="28"/>
-          <w:szCs w:val="28"/>
-        </w:rPr>
-        <w:t>sed by the</w:t>
-      </w:r>
-      <w:r>
-        <w:rPr>
-          <w:sz w:val="28"/>
-          <w:szCs w:val="28"/>
-        </w:rPr>
-        <w:t xml:space="preserve"> p</w:t>
-      </w:r>
-      <w:r>
-        <w:rPr>
-          <w:sz w:val="28"/>
-          <w:szCs w:val="28"/>
-        </w:rPr>
-        <w:t>rogram.</w:t>
-      </w:r>
-      <w:r>
-        <w:rPr>
-          <w:sz w:val="28"/>
-          <w:szCs w:val="28"/>
-        </w:rPr>
-        <w:t xml:space="preserve">  Also, setting “MJ” types from List1  [or States] sets either 3, 2 , or 1 day of more gentle criteria for changing profiles, setting Steroid profiles [first set Kotlin MJ and Steroid buttons] from List1 sets more aggressive changes during the day.</w:t>
+        <w:t xml:space="preserve">It is simple enough to switch the “high and low” profiles used by the program.  Also, setting “MJ” types from List1  [or States] sets either 3, 2 , or 1 day of more gentle criteria for changing profiles, setting Steroid profiles [first set Kotlin MJ and Steroid buttons] from List1 sets more aggressive changes during the day.</w:t>
       </w:r>
     </w:p>
     <w:p>
@@ -425,13 +153,7 @@
         <w:jc w:val="both"/>
       </w:pPr>
       <w:r>
-        <w:t xml:space="preserve">This is the plain-language companion to the full AutoISF Operations Manual -- same section numbering, same headings, same settings/reference tables, but each subsection here is one short paragraph explaining what it does and why it matters, instead of the full technical detail. Use this to get oriented quickly; use the full manual </w:t>
-      </w:r>
-      <w:r>
-        <w:t xml:space="preserve">[or Plain Language manual] </w:t>
-      </w:r>
-      <w:r>
-        <w:t>when you need the actual mechanism, thresholds, or code references.</w:t>
+        <w:t xml:space="preserve">This is the plain-language companion to the full AutoISF Operations Manual -- same section numbering, same headings, same settings/reference tables, but each subsection here is one short paragraph explaining what it does and why it matters, instead of the full technical detail. Use this to get oriented quickly; use the full manual [or Plain Language manual] when you need the actual mechanism, thresholds, or code references.</w:t>
       </w:r>
     </w:p>
     <w:p>
@@ -526,31 +248,7 @@
         <w:jc w:val="both"/>
       </w:pPr>
       <w:r>
-        <w:t xml:space="preserve"> </w:t>
-      </w:r>
-      <w:r>
-        <w:t>This graph is always the primary time-aligned display</w:t>
-      </w:r>
-      <w:r>
-        <w:t xml:space="preserve"> </w:t>
-      </w:r>
-      <w:r>
-        <w:t>Also reachable via a direct TT-code Secondary graphs (graphs 1-4).</w:t>
-      </w:r>
-      <w:r>
-        <w:t xml:space="preserve"> </w:t>
-      </w:r>
-      <w:r>
-        <w:t>Graph 5 is a dedicated main-sized comparison panel</w:t>
-      </w:r>
-      <w:r>
-        <w:t xml:space="preserve"> </w:t>
-      </w:r>
-      <w:r>
-        <w:t>Gesture and remote triggers. A basal-area long-press cycles the main graph's display preset and controls the quick visibility of empirical carb line 1. An IOB-area long-press toggles SMB labels, resets the basal display preset to normal</w:t>
-      </w:r>
-      <w:r>
-        <w:t xml:space="preserve"> </w:t>
+        <w:t xml:space="preserve"> This graph is always the primary time-aligned display Also reachable via a direct TT-code Secondary graphs (graphs 1-4). Graph 5 is a dedicated main-sized comparison panel Gesture and remote triggers. A basal-area long-press cycles the main graph's display preset and controls the quick visibility of empirical carb line 1. An IOB-area long-press toggles SMB labels, resets the basal display preset to normal </w:t>
       </w:r>
       <w:hyperlink w:anchor="TOC_main" w:history="1">
         <w:r>
@@ -586,11 +284,6 @@
         </w:rPr>
         <w:lastRenderedPageBreak/>
         <w:br w:type="page"/>
-      </w:r>
-      <w:r>
-        <w:rPr>
-          <w:noProof/>
-        </w:rPr>
         <w:drawing>
           <wp:anchor distT="0" distB="0" distL="114300" distR="114300" simplePos="0" relativeHeight="251744267" behindDoc="0" locked="0" layoutInCell="1" allowOverlap="1" wp14:anchorId="5E7181F3" wp14:editId="439338DE">
             <wp:simplePos x="0" y="0"/>
@@ -728,11 +421,6 @@
             </wp14:sizeRelV>
           </wp:anchor>
         </w:drawing>
-      </w:r>
-      <w:r>
-        <w:rPr>
-          <w:noProof/>
-        </w:rPr>
         <w:drawing>
           <wp:anchor distT="0" distB="0" distL="114300" distR="114300" simplePos="0" relativeHeight="251742219" behindDoc="0" locked="0" layoutInCell="1" allowOverlap="1" wp14:anchorId="7AB9A442" wp14:editId="3F797963">
             <wp:simplePos x="0" y="0"/>
@@ -935,11 +623,6 @@
             </wp14:sizeRelV>
           </wp:anchor>
         </w:drawing>
-      </w:r>
-      <w:r>
-        <w:rPr>
-          <w:noProof/>
-        </w:rPr>
         <w:drawing>
           <wp:inline distT="0" distB="0" distL="0" distR="0" wp14:anchorId="50EA9E0E" wp14:editId="30E747CD">
             <wp:extent cx="2377440" cy="6955332"/>
@@ -1107,13 +790,7 @@
         <w:t>Initial screen and live calculation., carbs, protein, fat</w:t>
       </w:r>
       <w:r>
-        <w:t xml:space="preserve"> . </w:t>
-      </w:r>
-      <w:r>
-        <w:t>Protein and fat are not included in the immediate total</w:t>
-      </w:r>
-      <w:r>
-        <w:t xml:space="preserve"> </w:t>
+        <w:t xml:space="preserve"> . Protein and fat are not included in the immediate total </w:t>
       </w:r>
     </w:p>
     <w:p>
@@ -1130,10 +807,7 @@
         <w:t>Manual split-bolus</w:t>
       </w:r>
       <w:r>
-        <w:t xml:space="preserve"> </w:t>
-      </w:r>
-      <w:r>
-        <w:t>if  bolus over maximum bolus, remainder split</w:t>
+        <w:t xml:space="preserve"> if  bolus over maximum bolus, remainder split</w:t>
       </w:r>
     </w:p>
     <w:p/>
@@ -1197,11 +871,6 @@
             </a:graphic>
           </wp:inline>
         </w:drawing>
-      </w:r>
-      <w:r>
-        <w:rPr>
-          <w:noProof/>
-        </w:rPr>
         <w:drawing>
           <wp:inline distT="0" distB="0" distL="0" distR="0" wp14:anchorId="046766A1" wp14:editId="0DD8DC1F">
             <wp:extent cx="2136060" cy="5221480"/>
@@ -1450,11 +1119,6 @@
             </a:graphic>
           </wp:inline>
         </w:drawing>
-      </w:r>
-      <w:r>
-        <w:rPr>
-          <w:noProof/>
-        </w:rPr>
         <w:drawing>
           <wp:inline distT="0" distB="0" distL="0" distR="0" wp14:anchorId="326668F4" wp14:editId="1DD51A6E">
             <wp:extent cx="2377440" cy="6553809"/>
@@ -1613,14 +1277,7 @@
           <w:b/>
           <w:bCs/>
         </w:rPr>
-        <w:t xml:space="preserve"> </w:t>
-      </w:r>
-      <w:r>
-        <w:rPr>
-          <w:b/>
-          <w:bCs/>
-        </w:rPr>
-        <w:t>Double-tap the basal-rate area</w:t>
+        <w:t xml:space="preserve"> Double-tap the basal-rate area</w:t>
       </w:r>
       <w:r>
         <w:t xml:space="preserve"> to open List 2</w:t>
@@ -1640,19 +1297,7 @@
         <w:t>The outer list shows setting names</w:t>
       </w:r>
       <w:r>
-        <w:t xml:space="preserve"> </w:t>
-      </w:r>
-      <w:r>
-        <w:t>; for setting preferences and some functions,</w:t>
-      </w:r>
-      <w:r>
-        <w:t xml:space="preserve"> </w:t>
-      </w:r>
-      <w:r>
-        <w:t>with</w:t>
-      </w:r>
-      <w:r>
-        <w:t xml:space="preserve"> </w:t>
+        <w:t xml:space="preserve"> ; for setting preferences and some functions, with </w:t>
       </w:r>
       <w:r>
         <w:rPr>
@@ -1743,11 +1388,6 @@
             </a:graphic>
           </wp:inline>
         </w:drawing>
-      </w:r>
-      <w:r>
-        <w:rPr>
-          <w:noProof/>
-        </w:rPr>
         <w:drawing>
           <wp:inline distT="0" distB="0" distL="0" distR="0" wp14:anchorId="13763DFA" wp14:editId="3A346534">
             <wp:extent cx="2377440" cy="4930923"/>
@@ -1956,11 +1596,6 @@
             </a:graphic>
           </wp:inline>
         </w:drawing>
-      </w:r>
-      <w:r>
-        <w:rPr>
-          <w:noProof/>
-        </w:rPr>
         <w:drawing>
           <wp:inline distT="0" distB="0" distL="0" distR="0" wp14:anchorId="77544891" wp14:editId="7770CFEB">
             <wp:extent cx="5364541" cy="1537970"/>
@@ -2078,8 +1713,6 @@
       </w:hyperlink>
       <w:r>
         <w:br/>
-      </w:r>
-      <w:r>
         <w:t>Long-pressing the ISF/history control opens the AIV history popupEach row presents grouped glucose/raw-delta, ISF-factor, insulin/carb/HP, request/delivery and activity/status fields</w:t>
       </w:r>
       <w:hyperlink w:anchor="img_history_basal" w:history="1">
@@ -2142,22 +1775,7 @@
         <w:jc w:val="both"/>
       </w:pPr>
       <w:r>
-        <w:t>Each row joins the nearest available context to an AIV timestamp and presents grouped glucose/raw-delta, ISF-factor, insulin/carb/HP, request/delivery and activity/status fields</w:t>
-      </w:r>
-      <w:r>
-        <w:t xml:space="preserve"> </w:t>
-      </w:r>
-      <w:r>
-        <w:t xml:space="preserve">Manual/on-open </w:t>
-      </w:r>
-      <w:r>
-        <w:t xml:space="preserve">and  </w:t>
-      </w:r>
-      <w:r>
-        <w:t>Automatic /export</w:t>
-      </w:r>
-      <w:r>
-        <w:t xml:space="preserve"> ; all export AIV csv, text, setting txt, userentries.csv, logarithmic zip End </w:t>
+        <w:t xml:space="preserve">Each row joins the nearest available context to an AIV timestamp and presents grouped glucose/raw-delta, ISF-factor, insulin/carb/HP, request/delivery and activity/status fields Manual/on-open and  Automatic /export ; all export AIV csv, text, setting txt, userentries.csv, logarithmic zip End </w:t>
       </w:r>
       <w:hyperlink w:anchor="TOC_main" w:history="1">
         <w:r>
@@ -2281,13 +1899,7 @@
         <w:t>Initial screen and live calculation., carbs, protein, fat</w:t>
       </w:r>
       <w:r>
-        <w:t xml:space="preserve"> . </w:t>
-      </w:r>
-      <w:r>
-        <w:t>Protein and fat are not included in the immediate total</w:t>
-      </w:r>
-      <w:r>
-        <w:t xml:space="preserve"> </w:t>
+        <w:t xml:space="preserve"> . Protein and fat are not included in the immediate total </w:t>
       </w:r>
     </w:p>
     <w:p>
@@ -2304,10 +1916,7 @@
         <w:t>Manual split-bolus</w:t>
       </w:r>
       <w:r>
-        <w:t xml:space="preserve"> </w:t>
-      </w:r>
-      <w:r>
-        <w:t>if  bolus over maximum bolus, remainder split</w:t>
+        <w:t xml:space="preserve"> if  bolus over maximum bolus, remainder split</w:t>
       </w:r>
     </w:p>
     <w:p>
@@ -2324,10 +1933,7 @@
         <w:t>Automatic delayed bolus at 50% or recent-50</w:t>
       </w:r>
       <w:r>
-        <w:t>. This is distinct from the manual split.</w:t>
-      </w:r>
-      <w:r>
-        <w:t xml:space="preserve">  </w:t>
+        <w:t xml:space="preserve">. This is distinct from the manual split.  </w:t>
       </w:r>
     </w:p>
     <w:p>
@@ -2372,14 +1978,7 @@
           <w:b/>
           <w:bCs/>
         </w:rPr>
-        <w:t xml:space="preserve"> </w:t>
-      </w:r>
-      <w:r>
-        <w:rPr>
-          <w:b/>
-          <w:bCs/>
-        </w:rPr>
-        <w:t>Double-tap the basal-rate area</w:t>
+        <w:t xml:space="preserve"> Double-tap the basal-rate area</w:t>
       </w:r>
       <w:r>
         <w:t xml:space="preserve"> to open List 2</w:t>
@@ -2399,19 +1998,7 @@
         <w:t>The outer list shows setting names</w:t>
       </w:r>
       <w:r>
-        <w:t xml:space="preserve"> </w:t>
-      </w:r>
-      <w:r>
-        <w:t>; for setting preferences and some functions,</w:t>
-      </w:r>
-      <w:r>
-        <w:t xml:space="preserve"> </w:t>
-      </w:r>
-      <w:r>
-        <w:t>with</w:t>
-      </w:r>
-      <w:r>
-        <w:t xml:space="preserve"> </w:t>
+        <w:t xml:space="preserve"> ; for setting preferences and some functions, with </w:t>
       </w:r>
       <w:r>
         <w:rPr>
@@ -2532,8 +2119,6 @@
       </w:hyperlink>
       <w:r>
         <w:br/>
-      </w:r>
-      <w:r>
         <w:t>Long-pressing the ISF/history control opens the AIV history popupEach row presents grouped glucose/raw-delta, ISF-factor, insulin/carb/HP, request/delivery and activity/status fields</w:t>
       </w:r>
     </w:p>
@@ -2554,16 +2139,7 @@
         <w:jc w:val="both"/>
       </w:pPr>
       <w:r>
-        <w:t xml:space="preserve">Manual/on-open </w:t>
-      </w:r>
-      <w:r>
-        <w:t xml:space="preserve">and  </w:t>
-      </w:r>
-      <w:r>
-        <w:t>Automatic /export</w:t>
-      </w:r>
-      <w:r>
-        <w:t xml:space="preserve"> ; all export AIV csv, text, setting txt, userentries.csv, logarithmic zip</w:t>
+        <w:t xml:space="preserve">Manual/on-open and  Automatic /export ; all export AIV csv, text, setting txt, userentries.csv, logarithmic zip</w:t>
       </w:r>
     </w:p>
     <w:p>
@@ -2686,22 +2262,7 @@
         <w:jc w:val="both"/>
       </w:pPr>
       <w:r>
-        <w:t>BolusGiven strong boost. This is separate from Tier 3</w:t>
-      </w:r>
-      <w:r>
-        <w:t>.</w:t>
-      </w:r>
-      <w:r>
-        <w:t xml:space="preserve"> sets SMB delivery ratio to Mild Boost base + 0.03</w:t>
-      </w:r>
-      <w:r>
-        <w:t xml:space="preserve"> </w:t>
-      </w:r>
-      <w:r>
-        <w:t>It uses delivery chang</w:t>
-      </w:r>
-      <w:r>
-        <w:t xml:space="preserve">e </w:t>
+        <w:t xml:space="preserve">BolusGiven strong boost. This is separate from Tier 3. sets SMB delivery ratio to Mild Boost base + 0.03 It uses delivery change </w:t>
       </w:r>
     </w:p>
     <w:p>
@@ -2733,16 +2294,7 @@
         <w:jc w:val="both"/>
       </w:pPr>
       <w:r>
-        <w:t>Mild Failsafe applies similar effects</w:t>
-      </w:r>
-      <w:r>
-        <w:t xml:space="preserve"> </w:t>
-      </w:r>
-      <w:r>
-        <w:t>BolusGiven/Mild automations run first and can change smb_delivery_ratio, profile percentage, target and weights.</w:t>
-      </w:r>
-      <w:r>
-        <w:t xml:space="preserve"> AutoISF weighs BG acceleration, post-meal rise, and how long BG has been stable differently depending on the situation -- each has a normal (“resting”) weight and a stronger (“boosted”) one that kicks in when conditions call for extra correction.</w:t>
+        <w:t xml:space="preserve">Mild Failsafe applies similar effects BolusGiven/Mild automations run first and can change smb_delivery_ratio, profile percentage, target and weights. AutoISF weighs BG acceleration, post-meal rise, and how long BG has been stable differently depending on the situation -- each has a normal (“resting”) weight and a stronger (“boosted”) one that kicks in when conditions call for extra correction.</w:t>
       </w:r>
     </w:p>
     <w:p>
@@ -2773,28 +2325,7 @@
         <w:jc w:val="both"/>
       </w:pPr>
       <w:r>
-        <w:t>Steroids (e.g. prednisone) sharply and progressively raise insulin resistance for as long as they're active.</w:t>
-      </w:r>
-      <w:r>
-        <w:t xml:space="preserve"> </w:t>
-      </w:r>
-      <w:r>
-        <w:t>• GUI: “Steroid Kotlin button” setting</w:t>
-      </w:r>
-      <w:r>
-        <w:t xml:space="preserve"> </w:t>
-      </w:r>
-      <w:r>
-        <w:t>Also reachable via a direct TT-code</w:t>
-      </w:r>
-      <w:r>
-        <w:t xml:space="preserve"> </w:t>
-      </w:r>
-      <w:r>
-        <w:t>Each step requires the previous step's Automation State + profile match to still hold</w:t>
-      </w:r>
-      <w:r>
-        <w:t xml:space="preserve"> [or set directly from List1</w:t>
+        <w:t xml:space="preserve">Steroids (e.g. prednisone) sharply and progressively raise insulin resistance for as long as they're active. • GUI: “Steroid Kotlin button” setting Also reachable via a direct TT-code Each step requires the previous step's Automation State + profile match to still hold [or set directly from List1</w:t>
       </w:r>
     </w:p>
     <w:p>
@@ -2825,25 +2356,7 @@
         <w:jc w:val="both"/>
       </w:pPr>
       <w:r>
-        <w:t>MJ means Mounjaro in this fork</w:t>
-      </w:r>
-      <w:r>
-        <w:t xml:space="preserve">  </w:t>
-      </w:r>
-      <w:r>
-        <w:t>The MJ controls implement a reduced-insulin state cycle for the period after a Mounjaro dose, when insulin requirements may be lower and hypoglycaemia risk may be greater</w:t>
-      </w:r>
-      <w:r>
-        <w:t xml:space="preserve"> </w:t>
-      </w:r>
-      <w:r>
-        <w:t>Also reachable via a direct TT-code</w:t>
-      </w:r>
-      <w:r>
-        <w:t xml:space="preserve"> </w:t>
-      </w:r>
-      <w:r>
-        <w:t>The start button is offered when Automation State MJ is NOMJremains as the configured Low Profile</w:t>
+        <w:t xml:space="preserve">MJ means Mounjaro in this fork  The MJ controls implement a reduced-insulin state cycle for the period after a Mounjaro dose, when insulin requirements may be lower and hypoglycaemia risk may be greater Also reachable via a direct TT-code The start button is offered when Automation State MJ is NOMJremains as the configured Low Profile</w:t>
       </w:r>
     </w:p>
     <w:p>
@@ -2868,8 +2381,6 @@
       </w:hyperlink>
       <w:r>
         <w:tab/>
-      </w:r>
-      <w:r>
         <w:br/>
       </w:r>
       <w:hyperlink w:anchor="sec10_hypo_causes_outcomes">
@@ -2922,28 +2433,7 @@
         <w:jc w:val="both"/>
       </w:pPr>
       <w:r>
-        <w:t xml:space="preserve"> </w:t>
-      </w:r>
-      <w:r>
-        <w:t>This graph is always the primary time-aligned display</w:t>
-      </w:r>
-      <w:r>
-        <w:t xml:space="preserve"> </w:t>
-      </w:r>
-      <w:r>
-        <w:t>Also reachable via a direct TT-code Secondary graphs (graphs 1-4).</w:t>
-      </w:r>
-      <w:r>
-        <w:t xml:space="preserve"> </w:t>
-      </w:r>
-      <w:r>
-        <w:t>Graph 5 is a dedicated main-sized comparison panel</w:t>
-      </w:r>
-      <w:r>
-        <w:t xml:space="preserve"> </w:t>
-      </w:r>
-      <w:r>
-        <w:t>Gesture and remote triggers. A basal-area long-press cycles the main graph's display preset and controls the quick visibility of empirical carb line 1. An IOB-area long-press toggles SMB labels, resets the basal display preset to normal</w:t>
+        <w:t xml:space="preserve"> This graph is always the primary time-aligned display Also reachable via a direct TT-code Secondary graphs (graphs 1-4). Graph 5 is a dedicated main-sized comparison panel Gesture and remote triggers. A basal-area long-press cycles the main graph's display preset and controls the quick visibility of empirical carb line 1. An IOB-area long-press toggles SMB labels, resets the basal display preset to normal</w:t>
       </w:r>
     </w:p>
     <w:p>
@@ -2967,15 +2457,7 @@
       </w:hyperlink>
       <w:r>
         <w:br/>
-      </w:r>
-      <w:r>
-        <w:t>It places an actual BS.Type.NORMAL bolus, computed by running the same constrained BolusWizard used by the manual calculator, but entirely in the background — no calculator screen is ever shown</w:t>
-      </w:r>
-      <w:r>
-        <w:t xml:space="preserve"> </w:t>
-      </w:r>
-      <w:r>
-        <w:t>This graph is always the primary time-aligned display</w:t>
+        <w:t xml:space="preserve">It places an actual BS.Type.NORMAL bolus, computed by running the same constrained BolusWizard used by the manual calculator, but entirely in the background — no calculator screen is ever shown This graph is always the primary time-aligned display</w:t>
       </w:r>
     </w:p>
     <w:p>
@@ -3005,13 +2487,7 @@
         <w:ind w:left="720"/>
       </w:pPr>
       <w:r>
-        <w:t>Appendix F — Automation States In Use</w:t>
-      </w:r>
-      <w:r>
-        <w:t xml:space="preserve"> </w:t>
-      </w:r>
-      <w:r>
-        <w:t xml:space="preserve"> ; A reference for every named state this fork’s coded automations</w:t>
+        <w:t xml:space="preserve">Appendix F — Automation States In Use  ; A reference for every named state this fork’s coded automations</w:t>
       </w:r>
     </w:p>
     <w:p>
@@ -3074,17 +2550,7 @@
           <w:szCs w:val="32"/>
           <w:u w:val="single"/>
         </w:rPr>
-        <w:t>Contents</w:t>
-      </w:r>
-      <w:r>
-        <w:rPr>
-          <w:b/>
-          <w:color w:val="2E74B5"/>
-          <w:sz w:val="40"/>
-          <w:szCs w:val="32"/>
-          <w:u w:val="single"/>
-        </w:rPr>
-        <w:t xml:space="preserve"> </w:t>
+        <w:t xml:space="preserve">Contents </w:t>
       </w:r>
       <w:hyperlink w:anchor="_Introduction:_Most_significant" w:history="1">
         <w:r>
@@ -4321,11 +3787,7 @@
       <w:bookmarkEnd w:id="3"/>
       <w:r>
         <w:fldChar w:fldCharType="begin"/>
-      </w:r>
-      <w:r>
         <w:instrText>HYPERLINK \l "TOC_main"</w:instrText>
-      </w:r>
-      <w:r>
         <w:fldChar w:fldCharType="separate"/>
       </w:r>
       <w:r>
@@ -4361,11 +3823,7 @@
       <w:bookmarkEnd w:id="4"/>
       <w:r>
         <w:fldChar w:fldCharType="begin"/>
-      </w:r>
-      <w:r>
         <w:instrText>HYPERLINK \l "TOC_main"</w:instrText>
-      </w:r>
-      <w:r>
         <w:fldChar w:fldCharType="separate"/>
       </w:r>
       <w:r>
@@ -4400,11 +3858,7 @@
       <w:bookmarkEnd w:id="5"/>
       <w:r>
         <w:fldChar w:fldCharType="begin"/>
-      </w:r>
-      <w:r>
         <w:instrText>HYPERLINK \l "TOC_main"</w:instrText>
-      </w:r>
-      <w:r>
         <w:fldChar w:fldCharType="separate"/>
       </w:r>
       <w:r>
@@ -4429,6 +3883,15 @@
     </w:p>
     <w:p>
       <w:pPr>
+        <w:spacing w:after="120"/>
+        <w:jc w:val="both"/>
+      </w:pPr>
+      <w:r>
+        <w:t xml:space="preserve">Update 2026-09-14 — a related gap was closed: an uncaught write error could previously stop a multi-step action (e.g. MJ Start, Steroid escalation) silently partway through. The app now catches this itself and stops cleanly instead.</w:t>
+      </w:r>
+    </w:p>
+    <w:p>
+      <w:pPr>
         <w:pStyle w:val="Heading2"/>
         <w:jc w:val="both"/>
       </w:pPr>
@@ -4439,11 +3902,7 @@
       <w:bookmarkEnd w:id="6"/>
       <w:r>
         <w:fldChar w:fldCharType="begin"/>
-      </w:r>
-      <w:r>
         <w:instrText>HYPERLINK \l "TOC_main"</w:instrText>
-      </w:r>
-      <w:r>
         <w:fldChar w:fldCharType="separate"/>
       </w:r>
       <w:r>
@@ -4497,11 +3956,7 @@
       <w:bookmarkEnd w:id="7"/>
       <w:r>
         <w:fldChar w:fldCharType="begin"/>
-      </w:r>
-      <w:r>
         <w:instrText>HYPERLINK \l "TOC_main"</w:instrText>
-      </w:r>
-      <w:r>
         <w:fldChar w:fldCharType="separate"/>
       </w:r>
       <w:r>
@@ -4536,11 +3991,7 @@
       <w:bookmarkEnd w:id="8"/>
       <w:r>
         <w:fldChar w:fldCharType="begin"/>
-      </w:r>
-      <w:r>
         <w:instrText>HYPERLINK \l "TOC_main"</w:instrText>
-      </w:r>
-      <w:r>
         <w:fldChar w:fldCharType="separate"/>
       </w:r>
       <w:r>
@@ -4575,11 +4026,7 @@
       <w:bookmarkEnd w:id="9"/>
       <w:r>
         <w:fldChar w:fldCharType="begin"/>
-      </w:r>
-      <w:r>
         <w:instrText>HYPERLINK \l "TOC_main"</w:instrText>
-      </w:r>
-      <w:r>
         <w:fldChar w:fldCharType="separate"/>
       </w:r>
       <w:r>
@@ -4614,11 +4061,7 @@
       <w:bookmarkEnd w:id="10"/>
       <w:r>
         <w:fldChar w:fldCharType="begin"/>
-      </w:r>
-      <w:r>
         <w:instrText>HYPERLINK \l "TOC_main"</w:instrText>
-      </w:r>
-      <w:r>
         <w:fldChar w:fldCharType="separate"/>
       </w:r>
       <w:r>
@@ -4655,11 +4098,7 @@
       <w:bookmarkEnd w:id="11"/>
       <w:r>
         <w:fldChar w:fldCharType="begin"/>
-      </w:r>
-      <w:r>
         <w:instrText>HYPERLINK \l "TOC_main"</w:instrText>
-      </w:r>
-      <w:r>
         <w:fldChar w:fldCharType="separate"/>
       </w:r>
       <w:r>
@@ -4694,11 +4133,7 @@
       <w:bookmarkEnd w:id="12"/>
       <w:r>
         <w:fldChar w:fldCharType="begin"/>
-      </w:r>
-      <w:r>
         <w:instrText>HYPERLINK \l "TOC_main"</w:instrText>
-      </w:r>
-      <w:r>
         <w:fldChar w:fldCharType="separate"/>
       </w:r>
       <w:r>
@@ -4733,11 +4168,7 @@
       <w:bookmarkEnd w:id="13"/>
       <w:r>
         <w:fldChar w:fldCharType="begin"/>
-      </w:r>
-      <w:r>
         <w:instrText>HYPERLINK \l "TOC_main"</w:instrText>
-      </w:r>
-      <w:r>
         <w:fldChar w:fldCharType="separate"/>
       </w:r>
       <w:r>
@@ -4790,11 +4221,7 @@
       <w:bookmarkEnd w:id="14"/>
       <w:r>
         <w:fldChar w:fldCharType="begin"/>
-      </w:r>
-      <w:r>
         <w:instrText>HYPERLINK \l "TOC_main"</w:instrText>
-      </w:r>
-      <w:r>
         <w:fldChar w:fldCharType="separate"/>
       </w:r>
       <w:r>
@@ -4828,11 +4255,7 @@
       <w:bookmarkEnd w:id="15"/>
       <w:r>
         <w:fldChar w:fldCharType="begin"/>
-      </w:r>
-      <w:r>
         <w:instrText>HYPERLINK \l "TOC_main"</w:instrText>
-      </w:r>
-      <w:r>
         <w:fldChar w:fldCharType="separate"/>
       </w:r>
       <w:r>
@@ -4869,11 +4292,7 @@
       <w:bookmarkEnd w:id="17"/>
       <w:r>
         <w:fldChar w:fldCharType="begin"/>
-      </w:r>
-      <w:r>
         <w:instrText>HYPERLINK \l "TOC_main"</w:instrText>
-      </w:r>
-      <w:r>
         <w:fldChar w:fldCharType="separate"/>
       </w:r>
       <w:r>
@@ -4910,11 +4329,7 @@
       <w:bookmarkEnd w:id="19"/>
       <w:r>
         <w:fldChar w:fldCharType="begin"/>
-      </w:r>
-      <w:r>
         <w:instrText>HYPERLINK \l "TOC_main"</w:instrText>
-      </w:r>
-      <w:r>
         <w:fldChar w:fldCharType="separate"/>
       </w:r>
       <w:r>
@@ -4950,11 +4365,7 @@
       <w:bookmarkEnd w:id="20"/>
       <w:r>
         <w:fldChar w:fldCharType="begin"/>
-      </w:r>
-      <w:r>
         <w:instrText>HYPERLINK \l "TOC_main"</w:instrText>
-      </w:r>
-      <w:r>
         <w:fldChar w:fldCharType="separate"/>
       </w:r>
       <w:r>
@@ -4990,11 +4401,7 @@
       <w:bookmarkEnd w:id="21"/>
       <w:r>
         <w:fldChar w:fldCharType="begin"/>
-      </w:r>
-      <w:r>
         <w:instrText>HYPERLINK \l "TOC_main"</w:instrText>
-      </w:r>
-      <w:r>
         <w:fldChar w:fldCharType="separate"/>
       </w:r>
       <w:r>
@@ -5029,11 +4436,7 @@
       <w:bookmarkEnd w:id="22"/>
       <w:r>
         <w:fldChar w:fldCharType="begin"/>
-      </w:r>
-      <w:r>
         <w:instrText>HYPERLINK \l "TOC_main"</w:instrText>
-      </w:r>
-      <w:r>
         <w:fldChar w:fldCharType="separate"/>
       </w:r>
       <w:r>
@@ -5769,11 +5172,7 @@
       <w:bookmarkEnd w:id="23"/>
       <w:r>
         <w:fldChar w:fldCharType="begin"/>
-      </w:r>
-      <w:r>
         <w:instrText>HYPERLINK \l "TOC_main"</w:instrText>
-      </w:r>
-      <w:r>
         <w:fldChar w:fldCharType="separate"/>
       </w:r>
       <w:r>
@@ -5813,11 +5212,7 @@
       <w:bookmarkEnd w:id="24"/>
       <w:r>
         <w:fldChar w:fldCharType="begin"/>
-      </w:r>
-      <w:r>
         <w:instrText>HYPERLINK \l "TOC_main"</w:instrText>
-      </w:r>
-      <w:r>
         <w:fldChar w:fldCharType="separate"/>
       </w:r>
       <w:r>
@@ -5852,11 +5247,7 @@
       <w:bookmarkEnd w:id="25"/>
       <w:r>
         <w:fldChar w:fldCharType="begin"/>
-      </w:r>
-      <w:r>
         <w:instrText>HYPERLINK \l "TOC_main"</w:instrText>
-      </w:r>
-      <w:r>
         <w:fldChar w:fldCharType="separate"/>
       </w:r>
       <w:r>
@@ -5891,11 +5282,7 @@
       <w:bookmarkEnd w:id="26"/>
       <w:r>
         <w:fldChar w:fldCharType="begin"/>
-      </w:r>
-      <w:r>
         <w:instrText>HYPERLINK \l "TOC_main"</w:instrText>
-      </w:r>
-      <w:r>
         <w:fldChar w:fldCharType="separate"/>
       </w:r>
       <w:r>
@@ -5930,11 +5317,7 @@
       <w:bookmarkEnd w:id="27"/>
       <w:r>
         <w:fldChar w:fldCharType="begin"/>
-      </w:r>
-      <w:r>
         <w:instrText>HYPERLINK \l "TOC_main"</w:instrText>
-      </w:r>
-      <w:r>
         <w:fldChar w:fldCharType="separate"/>
       </w:r>
       <w:r>
@@ -5969,11 +5352,7 @@
       <w:bookmarkEnd w:id="28"/>
       <w:r>
         <w:fldChar w:fldCharType="begin"/>
-      </w:r>
-      <w:r>
         <w:instrText>HYPERLINK \l "TOC_main"</w:instrText>
-      </w:r>
-      <w:r>
         <w:fldChar w:fldCharType="separate"/>
       </w:r>
       <w:r>
@@ -6010,11 +5389,7 @@
       <w:bookmarkEnd w:id="29"/>
       <w:r>
         <w:fldChar w:fldCharType="begin"/>
-      </w:r>
-      <w:r>
         <w:instrText>HYPERLINK \l "TOC_main"</w:instrText>
-      </w:r>
-      <w:r>
         <w:fldChar w:fldCharType="separate"/>
       </w:r>
       <w:r>
@@ -6049,11 +5424,7 @@
       <w:bookmarkEnd w:id="30"/>
       <w:r>
         <w:fldChar w:fldCharType="begin"/>
-      </w:r>
-      <w:r>
         <w:instrText>HYPERLINK \l "TOC_main"</w:instrText>
-      </w:r>
-      <w:r>
         <w:fldChar w:fldCharType="separate"/>
       </w:r>
       <w:r>
@@ -6410,11 +5781,7 @@
       <w:bookmarkEnd w:id="31"/>
       <w:r>
         <w:fldChar w:fldCharType="begin"/>
-      </w:r>
-      <w:r>
         <w:instrText>HYPERLINK \l "TOC_main"</w:instrText>
-      </w:r>
-      <w:r>
         <w:fldChar w:fldCharType="separate"/>
       </w:r>
       <w:r>
@@ -6450,11 +5817,7 @@
       <w:bookmarkEnd w:id="32"/>
       <w:r>
         <w:fldChar w:fldCharType="begin"/>
-      </w:r>
-      <w:r>
         <w:instrText>HYPERLINK \l "TOC_main"</w:instrText>
-      </w:r>
-      <w:r>
         <w:fldChar w:fldCharType="separate"/>
       </w:r>
       <w:r>
@@ -6480,11 +5843,7 @@
       <w:bookmarkEnd w:id="33"/>
       <w:r>
         <w:fldChar w:fldCharType="begin"/>
-      </w:r>
-      <w:r>
         <w:instrText>HYPERLINK \l "TOC_main"</w:instrText>
-      </w:r>
-      <w:r>
         <w:fldChar w:fldCharType="separate"/>
       </w:r>
       <w:r>
@@ -6840,11 +6199,7 @@
       <w:bookmarkEnd w:id="34"/>
       <w:r>
         <w:fldChar w:fldCharType="begin"/>
-      </w:r>
-      <w:r>
         <w:instrText>HYPERLINK \l "TOC_main"</w:instrText>
-      </w:r>
-      <w:r>
         <w:fldChar w:fldCharType="separate"/>
       </w:r>
       <w:r>
@@ -6880,11 +6235,7 @@
       <w:bookmarkEnd w:id="35"/>
       <w:r>
         <w:fldChar w:fldCharType="begin"/>
-      </w:r>
-      <w:r>
         <w:instrText>HYPERLINK \l "TOC_main"</w:instrText>
-      </w:r>
-      <w:r>
         <w:fldChar w:fldCharType="separate"/>
       </w:r>
       <w:r>
@@ -6919,11 +6270,7 @@
       <w:bookmarkEnd w:id="36"/>
       <w:r>
         <w:fldChar w:fldCharType="begin"/>
-      </w:r>
-      <w:r>
         <w:instrText>HYPERLINK \l "TOC_main"</w:instrText>
-      </w:r>
-      <w:r>
         <w:fldChar w:fldCharType="separate"/>
       </w:r>
       <w:r>
@@ -6958,11 +6305,7 @@
       <w:bookmarkEnd w:id="37"/>
       <w:r>
         <w:fldChar w:fldCharType="begin"/>
-      </w:r>
-      <w:r>
         <w:instrText>HYPERLINK \l "TOC_main"</w:instrText>
-      </w:r>
-      <w:r>
         <w:fldChar w:fldCharType="separate"/>
       </w:r>
       <w:r>
@@ -6988,11 +6331,7 @@
       <w:bookmarkEnd w:id="38"/>
       <w:r>
         <w:fldChar w:fldCharType="begin"/>
-      </w:r>
-      <w:r>
         <w:instrText>HYPERLINK \l "TOC_main"</w:instrText>
-      </w:r>
-      <w:r>
         <w:fldChar w:fldCharType="separate"/>
       </w:r>
       <w:r>
@@ -7027,11 +6366,7 @@
       <w:bookmarkEnd w:id="39"/>
       <w:r>
         <w:fldChar w:fldCharType="begin"/>
-      </w:r>
-      <w:r>
         <w:instrText>HYPERLINK \l "TOC_main"</w:instrText>
-      </w:r>
-      <w:r>
         <w:fldChar w:fldCharType="separate"/>
       </w:r>
       <w:r>
@@ -7066,11 +6401,7 @@
       <w:bookmarkEnd w:id="40"/>
       <w:r>
         <w:fldChar w:fldCharType="begin"/>
-      </w:r>
-      <w:r>
         <w:instrText>HYPERLINK \l "TOC_main"</w:instrText>
-      </w:r>
-      <w:r>
         <w:fldChar w:fldCharType="separate"/>
       </w:r>
       <w:r>
@@ -9995,11 +9326,7 @@
       <w:bookmarkEnd w:id="41"/>
       <w:r>
         <w:fldChar w:fldCharType="begin"/>
-      </w:r>
-      <w:r>
         <w:instrText>HYPERLINK \l "TOC_main"</w:instrText>
-      </w:r>
-      <w:r>
         <w:fldChar w:fldCharType="separate"/>
       </w:r>
       <w:r>
@@ -10042,6 +9369,15 @@
     </w:p>
     <w:p>
       <w:pPr>
+        <w:spacing w:after="120"/>
+        <w:jc w:val="both"/>
+      </w:pPr>
+      <w:r>
+        <w:t xml:space="preserve">Update 2026-09-14 — the role set has grown to 14 slots (Standard/Low plus three strength tiers each, plus six Steroid tiers). Two real role-assignment mistakes found the same day are now fixed: a Steroid100 profile could land directly in a Standard/Low role instead of its own Steroid role, and a local Standard/Low reassignment on the loop phone could leave its counterpart on a mismatched tier. A further check now refuses the first mistake everywhere a role can be assigned, and roughly fifteen role comparisons were fixed to use a profile’s real name instead of its temporary boosted display name.</w:t>
+      </w:r>
+    </w:p>
+    <w:p>
+      <w:pPr>
         <w:pStyle w:val="Heading2"/>
         <w:jc w:val="both"/>
       </w:pPr>
@@ -10052,11 +9388,7 @@
       <w:bookmarkEnd w:id="42"/>
       <w:r>
         <w:fldChar w:fldCharType="begin"/>
-      </w:r>
-      <w:r>
         <w:instrText>HYPERLINK \l "TOC_main"</w:instrText>
-      </w:r>
-      <w:r>
         <w:fldChar w:fldCharType="separate"/>
       </w:r>
       <w:r>
@@ -10092,55 +9424,7 @@
       <w:bookmarkEnd w:id="43"/>
       <w:r>
         <w:fldChar w:fldCharType="begin"/>
-      </w:r>
-      <w:r>
         <w:instrText>HYPERLINK \l "TOC_main"</w:instrText>
-      </w:r>
-      <w:r>
-        <w:fldChar w:fldCharType="separate"/>
-      </w:r>
-      <w:r>
-        <w:rPr>
-          <w:rStyle w:val="Hyperlink"/>
-          <w:sz w:val="16"/>
-        </w:rPr>
-        <w:t xml:space="preserve">  [↑ TO</w:t>
-      </w:r>
-      <w:r>
-        <w:rPr>
-          <w:rStyle w:val="Hyperlink"/>
-          <w:sz w:val="16"/>
-        </w:rPr>
-        <w:t>C</w:t>
-      </w:r>
-      <w:r>
-        <w:rPr>
-          <w:rStyle w:val="Hyperlink"/>
-          <w:sz w:val="16"/>
-        </w:rPr>
-        <w:t>]</w:t>
-      </w:r>
-      <w:r>
-        <w:fldChar w:fldCharType="end"/>
-      </w:r>
-    </w:p>
-    <w:p>
-      <w:pPr>
-        <w:pStyle w:val="Heading2"/>
-        <w:jc w:val="both"/>
-      </w:pPr>
-      <w:bookmarkStart w:id="44" w:name="sec038"/>
-      <w:r>
-        <w:t>a. Graph types and the triggers for each</w:t>
-      </w:r>
-      <w:bookmarkEnd w:id="44"/>
-      <w:r>
-        <w:fldChar w:fldCharType="begin"/>
-      </w:r>
-      <w:r>
-        <w:instrText>HYPERLINK \l "TOC_main"</w:instrText>
-      </w:r>
-      <w:r>
         <w:fldChar w:fldCharType="separate"/>
       </w:r>
       <w:r>
@@ -10156,30 +9440,17 @@
     </w:p>
     <w:p>
       <w:pPr>
-        <w:spacing w:after="120"/>
-        <w:jc w:val="both"/>
-      </w:pPr>
-      <w:r>
-        <w:t>The main graph and up to four secondary graphs can each show a different combination of series (IOB, COB, treatments, and more); a fifth dedicated comparison panel (Graph 5) is also available.</w:t>
-      </w:r>
-    </w:p>
-    <w:p>
-      <w:pPr>
         <w:pStyle w:val="Heading2"/>
         <w:jc w:val="both"/>
       </w:pPr>
-      <w:bookmarkStart w:id="45" w:name="sec039"/>
-      <w:r>
-        <w:t>b. Colour changes driven by AutoISF input</w:t>
-      </w:r>
-      <w:bookmarkEnd w:id="45"/>
+      <w:bookmarkStart w:id="44" w:name="sec038"/>
+      <w:r>
+        <w:t>a. Graph types and the triggers for each</w:t>
+      </w:r>
+      <w:bookmarkEnd w:id="44"/>
       <w:r>
         <w:fldChar w:fldCharType="begin"/>
-      </w:r>
-      <w:r>
         <w:instrText>HYPERLINK \l "TOC_main"</w:instrText>
-      </w:r>
-      <w:r>
         <w:fldChar w:fldCharType="separate"/>
       </w:r>
       <w:r>
@@ -10199,7 +9470,7 @@
         <w:jc w:val="both"/>
       </w:pPr>
       <w:r>
-        <w:t>Graph points are tinted by whichever AutoISF factor (acceleration, BG, postprandial, or duration) is furthest from neutral at that moment, so you can see at a glance what's driving the current sensitivity adjustment -- low-glucose points always show the low-BG colour regardless.</w:t>
+        <w:t>The main graph and up to four secondary graphs can each show a different combination of series (IOB, COB, treatments, and more); a fifth dedicated comparison panel (Graph 5) is also available.</w:t>
       </w:r>
     </w:p>
     <w:p>
@@ -10207,18 +9478,14 @@
         <w:pStyle w:val="Heading2"/>
         <w:jc w:val="both"/>
       </w:pPr>
-      <w:bookmarkStart w:id="46" w:name="sec040"/>
-      <w:r>
-        <w:t>c. Information shown on each graph</w:t>
-      </w:r>
-      <w:bookmarkEnd w:id="46"/>
+      <w:bookmarkStart w:id="45" w:name="sec039"/>
+      <w:r>
+        <w:t>b. Colour changes driven by AutoISF input</w:t>
+      </w:r>
+      <w:bookmarkEnd w:id="45"/>
       <w:r>
         <w:fldChar w:fldCharType="begin"/>
-      </w:r>
-      <w:r>
         <w:instrText>HYPERLINK \l "TOC_main"</w:instrText>
-      </w:r>
-      <w:r>
         <w:fldChar w:fldCharType="separate"/>
       </w:r>
       <w:r>
@@ -10238,25 +9505,22 @@
         <w:jc w:val="both"/>
       </w:pPr>
       <w:r>
-        <w:t>Each graph panel carries its own fixed extra rows beyond whatever series you've selected -- delta figures, hypo-prediction values, step counts, and similar.</w:t>
+        <w:t>Graph points are tinted by whichever AutoISF factor (acceleration, BG, postprandial, or duration) is furthest from neutral at that moment, so you can see at a glance what's driving the current sensitivity adjustment -- low-glucose points always show the low-BG colour regardless.</w:t>
       </w:r>
     </w:p>
     <w:p>
       <w:pPr>
         <w:pStyle w:val="Heading2"/>
-      </w:pPr>
-      <w:bookmarkStart w:id="47" w:name="sec_carb_graphs"/>
-      <w:r>
-        <w:t>d. What the different carbohydrate graphs mean</w:t>
-      </w:r>
-      <w:bookmarkEnd w:id="47"/>
+        <w:jc w:val="both"/>
+      </w:pPr>
+      <w:bookmarkStart w:id="46" w:name="sec040"/>
+      <w:r>
+        <w:t>c. Information shown on each graph</w:t>
+      </w:r>
+      <w:bookmarkEnd w:id="46"/>
       <w:r>
         <w:fldChar w:fldCharType="begin"/>
-      </w:r>
-      <w:r>
         <w:instrText>HYPERLINK \l "TOC_main"</w:instrText>
-      </w:r>
-      <w:r>
         <w:fldChar w:fldCharType="separate"/>
       </w:r>
       <w:r>
@@ -10276,26 +9540,21 @@
         <w:jc w:val="both"/>
       </w:pPr>
       <w:r>
-        <w:t>Several carb-related lines exist and mean genuinely different things -- entered carbs vs. COB vs. a theoretical absorption curve vs. the deviation-inferred “unannounced carbs” estimate -- worth not conflating them.</w:t>
-      </w:r>
-    </w:p>
-    <w:p>
-      <w:pPr>
-        <w:pStyle w:val="Heading1"/>
-        <w:jc w:val="both"/>
-      </w:pPr>
-      <w:bookmarkStart w:id="48" w:name="sec10_progress_outcomes"/>
-      <w:r>
-        <w:t>10. Factors affecting progress and hypoglycaemia outcomes</w:t>
-      </w:r>
-      <w:bookmarkEnd w:id="48"/>
+        <w:t>Each graph panel carries its own fixed extra rows beyond whatever series you've selected -- delta figures, hypo-prediction values, step counts, and similar.</w:t>
+      </w:r>
+    </w:p>
+    <w:p>
+      <w:pPr>
+        <w:pStyle w:val="Heading2"/>
+      </w:pPr>
+      <w:bookmarkStart w:id="47" w:name="sec_carb_graphs"/>
+      <w:r>
+        <w:t>d. What the different carbohydrate graphs mean</w:t>
+      </w:r>
+      <w:bookmarkEnd w:id="47"/>
       <w:r>
         <w:fldChar w:fldCharType="begin"/>
-      </w:r>
-      <w:r>
         <w:instrText>HYPERLINK \l "TOC_main"</w:instrText>
-      </w:r>
-      <w:r>
         <w:fldChar w:fldCharType="separate"/>
       </w:r>
       <w:r>
@@ -10311,21 +9570,26 @@
     </w:p>
     <w:p>
       <w:pPr>
-        <w:pStyle w:val="Heading2"/>
-        <w:jc w:val="both"/>
-      </w:pPr>
-      <w:bookmarkStart w:id="49" w:name="sec10_pod_age"/>
-      <w:r>
-        <w:t>a. Pod age and pump-type qualification</w:t>
-      </w:r>
-      <w:bookmarkEnd w:id="49"/>
+        <w:spacing w:after="120"/>
+        <w:jc w:val="both"/>
+      </w:pPr>
+      <w:r>
+        <w:t>Several carb-related lines exist and mean genuinely different things -- entered carbs vs. COB vs. a theoretical absorption curve vs. the deviation-inferred “unannounced carbs” estimate -- worth not conflating them.</w:t>
+      </w:r>
+    </w:p>
+    <w:p>
+      <w:pPr>
+        <w:pStyle w:val="Heading1"/>
+        <w:jc w:val="both"/>
+      </w:pPr>
+      <w:bookmarkStart w:id="48" w:name="sec10_progress_outcomes"/>
+      <w:r>
+        <w:t>10. Factors affecting progress and hypoglycaemia outcomes</w:t>
+      </w:r>
+      <w:bookmarkEnd w:id="48"/>
       <w:r>
         <w:fldChar w:fldCharType="begin"/>
-      </w:r>
-      <w:r>
         <w:instrText>HYPERLINK \l "TOC_main"</w:instrText>
-      </w:r>
-      <w:r>
         <w:fldChar w:fldCharType="separate"/>
       </w:r>
       <w:r>
@@ -10341,30 +9605,17 @@
     </w:p>
     <w:p>
       <w:pPr>
-        <w:spacing w:after="120"/>
-        <w:jc w:val="both"/>
-      </w:pPr>
-      <w:r>
-        <w:t>Some automations only apply once enough time has passed since the last pod/cannula change, and only on patch-pump-type devices.</w:t>
-      </w:r>
-    </w:p>
-    <w:p>
-      <w:pPr>
         <w:pStyle w:val="Heading2"/>
         <w:jc w:val="both"/>
       </w:pPr>
-      <w:bookmarkStart w:id="50" w:name="sec10_bolus_hp"/>
-      <w:r>
-        <w:t>b. Projected HP at bolus-calculator initiation</w:t>
-      </w:r>
-      <w:bookmarkEnd w:id="50"/>
+      <w:bookmarkStart w:id="49" w:name="sec10_pod_age"/>
+      <w:r>
+        <w:t>a. Pod age and pump-type qualification</w:t>
+      </w:r>
+      <w:bookmarkEnd w:id="49"/>
       <w:r>
         <w:fldChar w:fldCharType="begin"/>
-      </w:r>
-      <w:r>
         <w:instrText>HYPERLINK \l "TOC_main"</w:instrText>
-      </w:r>
-      <w:r>
         <w:fldChar w:fldCharType="separate"/>
       </w:r>
       <w:r>
@@ -10384,7 +9635,7 @@
         <w:jc w:val="both"/>
       </w:pPr>
       <w:r>
-        <w:t>The bolus calculator runs its own hypo-prediction safety check every time it recalculates, trimming a proposed dose if the projected low afterward looks too close.</w:t>
+        <w:t>Some automations only apply once enough time has passed since the last pod/cannula change, and only on patch-pump-type devices.</w:t>
       </w:r>
     </w:p>
     <w:p>
@@ -10392,18 +9643,14 @@
         <w:pStyle w:val="Heading2"/>
         <w:jc w:val="both"/>
       </w:pPr>
-      <w:bookmarkStart w:id="51" w:name="sec10_recent50_progress"/>
-      <w:r>
-        <w:t>c. Effects of 50recent, a 50% profile and a hypo temporary target on progress</w:t>
-      </w:r>
-      <w:bookmarkEnd w:id="51"/>
+      <w:bookmarkStart w:id="50" w:name="sec10_bolus_hp"/>
+      <w:r>
+        <w:t>b. Projected HP at bolus-calculator initiation</w:t>
+      </w:r>
+      <w:bookmarkEnd w:id="50"/>
       <w:r>
         <w:fldChar w:fldCharType="begin"/>
-      </w:r>
-      <w:r>
         <w:instrText>HYPERLINK \l "TOC_main"</w:instrText>
-      </w:r>
-      <w:r>
         <w:fldChar w:fldCharType="separate"/>
       </w:r>
       <w:r>
@@ -10423,7 +9670,7 @@
         <w:jc w:val="both"/>
       </w:pPr>
       <w:r>
-        <w:t>A recent-low flag, an active 50% profile, and a hypo temporary target are related but distinct things -- each can independently reduce dosing, and they don't all mean the same thing.</w:t>
+        <w:t>The bolus calculator runs its own hypo-prediction safety check every time it recalculates, trimming a proposed dose if the projected low afterward looks too close.</w:t>
       </w:r>
     </w:p>
     <w:p>
@@ -10431,18 +9678,14 @@
         <w:pStyle w:val="Heading2"/>
         <w:jc w:val="both"/>
       </w:pPr>
-      <w:bookmarkStart w:id="52" w:name="sec10_hypo_causes_outcomes"/>
-      <w:r>
-        <w:t>d. Hypoglycaemia warning causes and outcomes</w:t>
-      </w:r>
-      <w:bookmarkEnd w:id="52"/>
+      <w:bookmarkStart w:id="51" w:name="sec10_recent50_progress"/>
+      <w:r>
+        <w:t>c. Effects of 50recent, a 50% profile and a hypo temporary target on progress</w:t>
+      </w:r>
+      <w:bookmarkEnd w:id="51"/>
       <w:r>
         <w:fldChar w:fldCharType="begin"/>
-      </w:r>
-      <w:r>
         <w:instrText>HYPERLINK \l "TOC_main"</w:instrText>
-      </w:r>
-      <w:r>
         <w:fldChar w:fldCharType="separate"/>
       </w:r>
       <w:r>
@@ -10462,26 +9705,22 @@
         <w:jc w:val="both"/>
       </w:pPr>
       <w:r>
-        <w:t>Hypo warnings can be triggered by several different, unrelated code paths -- not one single BG threshold.</w:t>
-      </w:r>
-    </w:p>
-    <w:p>
-      <w:pPr>
-        <w:pStyle w:val="Heading1"/>
-        <w:jc w:val="both"/>
-      </w:pPr>
-      <w:bookmarkStart w:id="53" w:name="sec11_ukf"/>
-      <w:r>
-        <w:t>11. UKF: formulas, roles and initial comparison assessment</w:t>
-      </w:r>
-      <w:bookmarkEnd w:id="53"/>
+        <w:t>A recent-low flag, an active 50% profile, and a hypo temporary target are related but distinct things -- each can independently reduce dosing, and they don't all mean the same thing.</w:t>
+      </w:r>
+    </w:p>
+    <w:p>
+      <w:pPr>
+        <w:pStyle w:val="Heading2"/>
+        <w:jc w:val="both"/>
+      </w:pPr>
+      <w:bookmarkStart w:id="52" w:name="sec10_hypo_causes_outcomes"/>
+      <w:r>
+        <w:t>d. Hypoglycaemia warning causes and outcomes</w:t>
+      </w:r>
+      <w:bookmarkEnd w:id="52"/>
       <w:r>
         <w:fldChar w:fldCharType="begin"/>
-      </w:r>
-      <w:r>
         <w:instrText>HYPERLINK \l "TOC_main"</w:instrText>
-      </w:r>
-      <w:r>
         <w:fldChar w:fldCharType="separate"/>
       </w:r>
       <w:r>
@@ -10497,21 +9736,26 @@
     </w:p>
     <w:p>
       <w:pPr>
-        <w:pStyle w:val="Heading2"/>
-        <w:jc w:val="both"/>
-      </w:pPr>
-      <w:bookmarkStart w:id="54" w:name="sec11_ukf_roles"/>
-      <w:r>
-        <w:t>a. The UKF variants and where each is used</w:t>
-      </w:r>
-      <w:bookmarkEnd w:id="54"/>
+        <w:spacing w:after="120"/>
+        <w:jc w:val="both"/>
+      </w:pPr>
+      <w:r>
+        <w:t>Hypo warnings can be triggered by several different, unrelated code paths -- not one single BG threshold.</w:t>
+      </w:r>
+    </w:p>
+    <w:p>
+      <w:pPr>
+        <w:pStyle w:val="Heading1"/>
+        <w:jc w:val="both"/>
+      </w:pPr>
+      <w:bookmarkStart w:id="53" w:name="sec11_ukf"/>
+      <w:r>
+        <w:t>11. UKF: formulas, roles and initial comparison assessment</w:t>
+      </w:r>
+      <w:bookmarkEnd w:id="53"/>
       <w:r>
         <w:fldChar w:fldCharType="begin"/>
-      </w:r>
-      <w:r>
         <w:instrText>HYPERLINK \l "TOC_main"</w:instrText>
-      </w:r>
-      <w:r>
         <w:fldChar w:fldCharType="separate"/>
       </w:r>
       <w:r>
@@ -10527,30 +9771,17 @@
     </w:p>
     <w:p>
       <w:pPr>
-        <w:spacing w:after="120"/>
-        <w:jc w:val="both"/>
-      </w:pPr>
-      <w:r>
-        <w:t>“UKF1/UKF2/UKF3” aren't three unrelated things -- they're different combinations of Kalman filtering and Libre-specific smoothing, built for different comparison purposes.</w:t>
-      </w:r>
-    </w:p>
-    <w:p>
-      <w:pPr>
         <w:pStyle w:val="Heading2"/>
         <w:jc w:val="both"/>
       </w:pPr>
-      <w:bookmarkStart w:id="55" w:name="sec11_ukf_formula"/>
-      <w:r>
-        <w:t>b. Formula and full explanation of each</w:t>
-      </w:r>
-      <w:bookmarkEnd w:id="55"/>
+      <w:bookmarkStart w:id="54" w:name="sec11_ukf_roles"/>
+      <w:r>
+        <w:t>a. The UKF variants and where each is used</w:t>
+      </w:r>
+      <w:bookmarkEnd w:id="54"/>
       <w:r>
         <w:fldChar w:fldCharType="begin"/>
-      </w:r>
-      <w:r>
         <w:instrText>HYPERLINK \l "TOC_main"</w:instrText>
-      </w:r>
-      <w:r>
         <w:fldChar w:fldCharType="separate"/>
       </w:r>
       <w:r>
@@ -10570,7 +9801,7 @@
         <w:jc w:val="both"/>
       </w:pPr>
       <w:r>
-        <w:t>The exact mathematical formula behind each variant is in the full manual -- skip this unless you need the underlying math.</w:t>
+        <w:t>“UKF1/UKF2/UKF3” aren't three unrelated things -- they're different combinations of Kalman filtering and Libre-specific smoothing, built for different comparison purposes.</w:t>
       </w:r>
     </w:p>
     <w:p>
@@ -10578,19 +9809,14 @@
         <w:pStyle w:val="Heading2"/>
         <w:jc w:val="both"/>
       </w:pPr>
-      <w:bookmarkStart w:id="56" w:name="sec11_ukf_progress"/>
-      <w:r>
-        <w:lastRenderedPageBreak/>
-        <w:t>c. Progress of the initial UKF-check assessment and earliest-change question</w:t>
-      </w:r>
-      <w:bookmarkEnd w:id="56"/>
+      <w:bookmarkStart w:id="55" w:name="sec11_ukf_formula"/>
+      <w:r>
+        <w:t>b. Formula and full explanation of each</w:t>
+      </w:r>
+      <w:bookmarkEnd w:id="55"/>
       <w:r>
         <w:fldChar w:fldCharType="begin"/>
-      </w:r>
-      <w:r>
         <w:instrText>HYPERLINK \l "TOC_main"</w:instrText>
-      </w:r>
-      <w:r>
         <w:fldChar w:fldCharType="separate"/>
       </w:r>
       <w:r>
@@ -10610,7 +9836,7 @@
         <w:jc w:val="both"/>
       </w:pPr>
       <w:r>
-        <w:t>Real-data testing suggests UKF1 reacts to a genuine BG change faster than the standard LibreSpecial smoothing -- but this is still being validated against more real episodes before being trusted for anything beyond comparison. See the next section for the live-dosing toggle this finding led to.</w:t>
+        <w:t>The exact mathematical formula behind each variant is in the full manual -- skip this unless you need the underlying math.</w:t>
       </w:r>
     </w:p>
     <w:p>
@@ -10618,18 +9844,15 @@
         <w:pStyle w:val="Heading2"/>
         <w:jc w:val="both"/>
       </w:pPr>
-      <w:bookmarkStart w:id="57" w:name="secUkf1Dosing"/>
-      <w:r>
-        <w:t>d. UKF1 for live AutoISF dosing (toggle, added 2026-08-23)</w:t>
-      </w:r>
-      <w:bookmarkEnd w:id="57"/>
+      <w:bookmarkStart w:id="56" w:name="sec11_ukf_progress"/>
+      <w:r>
+        <w:lastRenderedPageBreak/>
+        <w:t>c. Progress of the initial UKF-check assessment and earliest-change question</w:t>
+      </w:r>
+      <w:bookmarkEnd w:id="56"/>
       <w:r>
         <w:fldChar w:fldCharType="begin"/>
-      </w:r>
-      <w:r>
         <w:instrText>HYPERLINK \l "TOC_main"</w:instrText>
-      </w:r>
-      <w:r>
         <w:fldChar w:fldCharType="separate"/>
       </w:r>
       <w:r>
@@ -10649,26 +9872,22 @@
         <w:jc w:val="both"/>
       </w:pPr>
       <w:r>
-        <w:t>An opt-in, Virtual-pump-only toggle that swaps AutoISF's own dosing-relevant delta/acceleration numbers for the faster-reacting UKF1 signal instead of the usual LibreSpecial-smoothed one. Because it reacts faster, today's gate thresholds may trip a little earlier than they were tuned for -- a compensation setting exists to correct for that once enough real data justifies a value.</w:t>
-      </w:r>
-    </w:p>
-    <w:p>
-      <w:pPr>
-        <w:pStyle w:val="Heading1"/>
-        <w:jc w:val="both"/>
-      </w:pPr>
-      <w:bookmarkStart w:id="58" w:name="sec12_battery"/>
-      <w:r>
-        <w:t>12. Battery 1% automation and profile recovery</w:t>
-      </w:r>
-      <w:bookmarkEnd w:id="58"/>
+        <w:t>Real-data testing suggests UKF1 reacts to a genuine BG change faster than the standard LibreSpecial smoothing -- but this is still being validated against more real episodes before being trusted for anything beyond comparison. See the next section for the live-dosing toggle this finding led to.</w:t>
+      </w:r>
+    </w:p>
+    <w:p>
+      <w:pPr>
+        <w:pStyle w:val="Heading2"/>
+        <w:jc w:val="both"/>
+      </w:pPr>
+      <w:bookmarkStart w:id="57" w:name="secUkf1Dosing"/>
+      <w:r>
+        <w:t>d. UKF1 for live AutoISF dosing (toggle, added 2026-08-23)</w:t>
+      </w:r>
+      <w:bookmarkEnd w:id="57"/>
       <w:r>
         <w:fldChar w:fldCharType="begin"/>
-      </w:r>
-      <w:r>
         <w:instrText>HYPERLINK \l "TOC_main"</w:instrText>
-      </w:r>
-      <w:r>
         <w:fldChar w:fldCharType="separate"/>
       </w:r>
       <w:r>
@@ -10684,21 +9903,26 @@
     </w:p>
     <w:p>
       <w:pPr>
-        <w:pStyle w:val="Heading2"/>
-        <w:jc w:val="both"/>
-      </w:pPr>
-      <w:bookmarkStart w:id="59" w:name="sec12_battery_low"/>
-      <w:r>
-        <w:t>a. Battery1pc: action at 1% or below</w:t>
-      </w:r>
-      <w:bookmarkEnd w:id="59"/>
+        <w:spacing w:after="120"/>
+        <w:jc w:val="both"/>
+      </w:pPr>
+      <w:r>
+        <w:t>An opt-in, Virtual-pump-only toggle that swaps AutoISF's own dosing-relevant delta/acceleration numbers for the faster-reacting UKF1 signal instead of the usual LibreSpecial-smoothed one. Because it reacts faster, today's gate thresholds may trip a little earlier than they were tuned for -- a compensation setting exists to correct for that once enough real data justifies a value.</w:t>
+      </w:r>
+    </w:p>
+    <w:p>
+      <w:pPr>
+        <w:pStyle w:val="Heading1"/>
+        <w:jc w:val="both"/>
+      </w:pPr>
+      <w:bookmarkStart w:id="58" w:name="sec12_battery"/>
+      <w:r>
+        <w:t>12. Battery 1% automation and profile recovery</w:t>
+      </w:r>
+      <w:bookmarkEnd w:id="58"/>
       <w:r>
         <w:fldChar w:fldCharType="begin"/>
-      </w:r>
-      <w:r>
         <w:instrText>HYPERLINK \l "TOC_main"</w:instrText>
-      </w:r>
-      <w:r>
         <w:fldChar w:fldCharType="separate"/>
       </w:r>
       <w:r>
@@ -10714,30 +9938,17 @@
     </w:p>
     <w:p>
       <w:pPr>
-        <w:spacing w:after="120"/>
-        <w:jc w:val="both"/>
-      </w:pPr>
-      <w:r>
-        <w:t>If battery drops to 1% or below on a real pump, the app automatically forces a safety profile.</w:t>
-      </w:r>
-    </w:p>
-    <w:p>
-      <w:pPr>
         <w:pStyle w:val="Heading2"/>
         <w:jc w:val="both"/>
       </w:pPr>
-      <w:bookmarkStart w:id="60" w:name="sec12_battery_recovery"/>
-      <w:r>
-        <w:t>b. BatteryOver1pc: restoration after recovery</w:t>
-      </w:r>
-      <w:bookmarkEnd w:id="60"/>
+      <w:bookmarkStart w:id="59" w:name="sec12_battery_low"/>
+      <w:r>
+        <w:t>a. Battery1pc: action at 1% or below</w:t>
+      </w:r>
+      <w:bookmarkEnd w:id="59"/>
       <w:r>
         <w:fldChar w:fldCharType="begin"/>
-      </w:r>
-      <w:r>
         <w:instrText>HYPERLINK \l "TOC_main"</w:instrText>
-      </w:r>
-      <w:r>
         <w:fldChar w:fldCharType="separate"/>
       </w:r>
       <w:r>
@@ -10757,26 +9968,22 @@
         <w:jc w:val="both"/>
       </w:pPr>
       <w:r>
-        <w:t>Once battery recovers above 1% and you're confirmed still on that same safety profile, your normal profile is restored automatically.</w:t>
-      </w:r>
-    </w:p>
-    <w:p>
-      <w:pPr>
-        <w:pStyle w:val="Heading1"/>
-        <w:jc w:val="both"/>
-      </w:pPr>
-      <w:bookmarkStart w:id="61" w:name="sec13_sensorage"/>
-      <w:r>
-        <w:t>13. SensorAge: aging/new-sensor Libre calibration compensation</w:t>
-      </w:r>
-      <w:bookmarkEnd w:id="61"/>
+        <w:t>If battery drops to 1% or below on a real pump, the app automatically forces a safety profile.</w:t>
+      </w:r>
+    </w:p>
+    <w:p>
+      <w:pPr>
+        <w:pStyle w:val="Heading2"/>
+        <w:jc w:val="both"/>
+      </w:pPr>
+      <w:bookmarkStart w:id="60" w:name="sec12_battery_recovery"/>
+      <w:r>
+        <w:t>b. BatteryOver1pc: restoration after recovery</w:t>
+      </w:r>
+      <w:bookmarkEnd w:id="60"/>
       <w:r>
         <w:fldChar w:fldCharType="begin"/>
-      </w:r>
-      <w:r>
         <w:instrText>HYPERLINK \l "TOC_main"</w:instrText>
-      </w:r>
-      <w:r>
         <w:fldChar w:fldCharType="separate"/>
       </w:r>
       <w:r>
@@ -10796,26 +10003,22 @@
         <w:jc w:val="both"/>
       </w:pPr>
       <w:r>
-        <w:t>SensorAge (OldSensorAdj in code) overrides the Libre calibration slope/offset (FslCalSlope/FslCalOffset) during known-unreliable stretches of a sensor’s life, tapering back to the user’s configured baseline everywhere else. Unlike most of this fork’s automations it has no dosing effect of its own — it only reshapes the calibrated glucose value that everything else, including dosing, is computed from. Unlike the reminder cluster in §13e below, the core tier-compensation block carries no Virtual-Pump gate at all: it applies identically regardless of pump type.</w:t>
-      </w:r>
-    </w:p>
-    <w:p>
-      <w:pPr>
-        <w:pStyle w:val="Heading2"/>
-        <w:jc w:val="both"/>
-      </w:pPr>
-      <w:bookmarkStart w:id="62" w:name="sec13a_sensorage_what"/>
-      <w:r>
-        <w:t>a. What it compensates for and how the tiers are built</w:t>
-      </w:r>
-      <w:bookmarkEnd w:id="62"/>
+        <w:t>Once battery recovers above 1% and you're confirmed still on that same safety profile, your normal profile is restored automatically.</w:t>
+      </w:r>
+    </w:p>
+    <w:p>
+      <w:pPr>
+        <w:pStyle w:val="Heading1"/>
+        <w:jc w:val="both"/>
+      </w:pPr>
+      <w:bookmarkStart w:id="61" w:name="sec13_sensorage"/>
+      <w:r>
+        <w:t>13. SensorAge: aging/new-sensor Libre calibration compensation</w:t>
+      </w:r>
+      <w:bookmarkEnd w:id="61"/>
       <w:r>
         <w:fldChar w:fldCharType="begin"/>
-      </w:r>
-      <w:r>
         <w:instrText>HYPERLINK \l "TOC_main"</w:instrText>
-      </w:r>
-      <w:r>
         <w:fldChar w:fldCharType="separate"/>
       </w:r>
       <w:r>
@@ -10835,7 +10038,7 @@
         <w:jc w:val="both"/>
       </w:pPr>
       <w:r>
-        <w:t>Libre sensors read less reliably right at the very start of their life, and again toward the very end -- this automation temporarily adjusts the calibration slope/offset during those windows, tapering back to your normal baseline outside them.</w:t>
+        <w:t>SensorAge (OldSensorAdj in code) overrides the Libre calibration slope/offset (FslCalSlope/FslCalOffset) during known-unreliable stretches of a sensor’s life, tapering back to the user’s configured baseline everywhere else. Unlike most of this fork’s automations it has no dosing effect of its own — it only reshapes the calibrated glucose value that everything else, including dosing, is computed from. Unlike the reminder cluster in §13e below, the core tier-compensation block carries no Virtual-Pump gate at all: it applies identically regardless of pump type.</w:t>
       </w:r>
     </w:p>
     <w:p>
@@ -10843,18 +10046,14 @@
         <w:pStyle w:val="Heading2"/>
         <w:jc w:val="both"/>
       </w:pPr>
-      <w:bookmarkStart w:id="63" w:name="sec13b_sensorage_tiers"/>
-      <w:r>
-        <w:t>b. The six age tiers and their symmetry</w:t>
-      </w:r>
-      <w:bookmarkEnd w:id="63"/>
+      <w:bookmarkStart w:id="62" w:name="sec13a_sensorage_what"/>
+      <w:r>
+        <w:t>a. What it compensates for and how the tiers are built</w:t>
+      </w:r>
+      <w:bookmarkEnd w:id="62"/>
       <w:r>
         <w:fldChar w:fldCharType="begin"/>
-      </w:r>
-      <w:r>
         <w:instrText>HYPERLINK \l "TOC_main"</w:instrText>
-      </w:r>
-      <w:r>
         <w:fldChar w:fldCharType="separate"/>
       </w:r>
       <w:r>
@@ -10874,7 +10073,7 @@
         <w:jc w:val="both"/>
       </w:pPr>
       <w:r>
-        <w:t>Three tiers cover a brand-new sensor's first three days; three more mirror them for the sensor's last three days before expiry -- each pulling the calibration progressively further from baseline the more extreme the window.</w:t>
+        <w:t>Libre sensors read less reliably right at the very start of their life, and again toward the very end -- this automation temporarily adjusts the calibration slope/offset during those windows, tapering back to your normal baseline outside them.</w:t>
       </w:r>
     </w:p>
     <w:p>
@@ -10882,18 +10081,14 @@
         <w:pStyle w:val="Heading2"/>
         <w:jc w:val="both"/>
       </w:pPr>
-      <w:bookmarkStart w:id="64" w:name="sec13c_sensorage_switches"/>
-      <w:r>
-        <w:t>c. Two independent enable switches</w:t>
-      </w:r>
-      <w:bookmarkEnd w:id="64"/>
+      <w:bookmarkStart w:id="63" w:name="sec13b_sensorage_tiers"/>
+      <w:r>
+        <w:t>b. The six age tiers and their symmetry</w:t>
+      </w:r>
+      <w:bookmarkEnd w:id="63"/>
       <w:r>
         <w:fldChar w:fldCharType="begin"/>
-      </w:r>
-      <w:r>
         <w:instrText>HYPERLINK \l "TOC_main"</w:instrText>
-      </w:r>
-      <w:r>
         <w:fldChar w:fldCharType="separate"/>
       </w:r>
       <w:r>
@@ -10913,7 +10108,7 @@
         <w:jc w:val="both"/>
       </w:pPr>
       <w:r>
-        <w:t>A master switch turns the whole mechanism on or off; a second, narrower switch inside it specifically gates the aging (11-15 day) tiers -- both need to be on for any tier to actually apply. The master switch now has a Settings-screen home too, not just List 1.</w:t>
+        <w:t>Three tiers cover a brand-new sensor's first three days; three more mirror them for the sensor's last three days before expiry -- each pulling the calibration progressively further from baseline the more extreme the window.</w:t>
       </w:r>
     </w:p>
     <w:p>
@@ -10921,18 +10116,14 @@
         <w:pStyle w:val="Heading2"/>
         <w:jc w:val="both"/>
       </w:pPr>
-      <w:bookmarkStart w:id="65" w:name="sec13d_sensorage_gating"/>
-      <w:r>
-        <w:t>d. Entry/exit gating and interaction with LowRaw24Cal</w:t>
-      </w:r>
-      <w:bookmarkEnd w:id="65"/>
+      <w:bookmarkStart w:id="64" w:name="sec13c_sensorage_switches"/>
+      <w:r>
+        <w:t>c. Two independent enable switches</w:t>
+      </w:r>
+      <w:bookmarkEnd w:id="64"/>
       <w:r>
         <w:fldChar w:fldCharType="begin"/>
-      </w:r>
-      <w:r>
         <w:instrText>HYPERLINK \l "TOC_main"</w:instrText>
-      </w:r>
-      <w:r>
         <w:fldChar w:fldCharType="separate"/>
       </w:r>
       <w:r>
@@ -10952,26 +10143,7 @@
         <w:jc w:val="both"/>
       </w:pPr>
       <w:r>
-        <w:t>A separate automation (LowRaw24Cal) takes priority when it's active, temporarily overriding SensorAge entirely. SensorAge itself only ever applies when a genuinely unreliable-BGL pattern has actually been seen recently -- not just because the calendar says the sensor is old.</w:t>
-      </w:r>
-    </w:p>
-    <w:p>
-      <w:pPr>
-        <w:spacing w:after="120"/>
-        <w:jc w:val="both"/>
-      </w:pPr>
-      <w:r>
-        <w:t>Real cross-device discrepancy found the same day, still not fully explained. Comparing settings snapshots at the same moment: Client and the real pump-driving device ("Live") both showed old_sensor_adj_active=true and a correctly tiered live FslCalSlope (0.70, stepped down from a 0.72 baseline), while Virtual showed old_sensor_adj_active=false and FslCalSlope stuck at the raw, never-adjusted 0.72 baseline -- despite identical toggle states (both enable switches on) on all three.</w:t>
-      </w:r>
-    </w:p>
-    <w:p>
-      <w:pPr>
-        <w:spacing w:after="120"/>
-        <w:jc w:val="both"/>
-      </w:pPr>
-      <w:r>
-        <w:lastRenderedPageBreak/>
-        <w:t>Live's own data later showed this ISN'T permanently broken -- a later snapshot from Live showed the SAME stuck-at-baseline pattern Virtual had shown earlier -- suggesting the underlying tier-entry condition (recentHighBglSeen/sensorAgeDays/the tier-boundary match) is genuinely flickering cycle-to-cycle on whichever device, not cleanly broken on one device only. The new diagnostic logging (this paragraph, above) is what's needed to catch a live failure with actual field values -- not yet captured, since the logging hadn't been built onto any device as of this writing.</w:t>
+        <w:t>A master switch turns the whole mechanism on or off; a second, narrower switch inside it specifically gates the aging (11-15 day) tiers -- both need to be on for any tier to actually apply. The master switch now has a Settings-screen home too, not just List 1.</w:t>
       </w:r>
     </w:p>
     <w:p>
@@ -10979,18 +10151,14 @@
         <w:pStyle w:val="Heading2"/>
         <w:jc w:val="both"/>
       </w:pPr>
-      <w:bookmarkStart w:id="66" w:name="sec13e_sensorage_reminders"/>
-      <w:r>
-        <w:t>e. Related sensor/pod-age reminders (notification-only)</w:t>
-      </w:r>
-      <w:bookmarkEnd w:id="66"/>
+      <w:bookmarkStart w:id="65" w:name="sec13d_sensorage_gating"/>
+      <w:r>
+        <w:t>d. Entry/exit gating and interaction with LowRaw24Cal</w:t>
+      </w:r>
+      <w:bookmarkEnd w:id="65"/>
       <w:r>
         <w:fldChar w:fldCharType="begin"/>
-      </w:r>
-      <w:r>
         <w:instrText>HYPERLINK \l "TOC_main"</w:instrText>
-      </w:r>
-      <w:r>
         <w:fldChar w:fldCharType="separate"/>
       </w:r>
       <w:r>
@@ -11010,26 +10178,41 @@
         <w:jc w:val="both"/>
       </w:pPr>
       <w:r>
-        <w:t>Separate, notification-only reminders exist for pod/sensor age that don't touch dosing at all -- they just nudge you.</w:t>
-      </w:r>
-    </w:p>
-    <w:p>
-      <w:pPr>
-        <w:pStyle w:val="Heading1"/>
-        <w:jc w:val="both"/>
-      </w:pPr>
-      <w:bookmarkStart w:id="67" w:name="sec14_pseudowizard"/>
-      <w:r>
-        <w:t>14. VirtualPseudoWizard: background real-bolus correction (Virtual Pump, testing only)</w:t>
-      </w:r>
-      <w:bookmarkEnd w:id="67"/>
+        <w:t>A separate automation (LowRaw24Cal) takes priority when it's active, temporarily overriding SensorAge entirely. SensorAge itself only ever applies when a genuinely unreliable-BGL pattern has actually been seen recently -- not just because the calendar says the sensor is old.</w:t>
+      </w:r>
+    </w:p>
+    <w:p>
+      <w:pPr>
+        <w:spacing w:after="120"/>
+        <w:jc w:val="both"/>
+      </w:pPr>
+      <w:r>
+        <w:t>Real cross-device discrepancy found the same day, still not fully explained. Comparing settings snapshots at the same moment: Client and the real pump-driving device ("Live") both showed old_sensor_adj_active=true and a correctly tiered live FslCalSlope (0.70, stepped down from a 0.72 baseline), while Virtual showed old_sensor_adj_active=false and FslCalSlope stuck at the raw, never-adjusted 0.72 baseline -- despite identical toggle states (both enable switches on) on all three.</w:t>
+      </w:r>
+    </w:p>
+    <w:p>
+      <w:pPr>
+        <w:spacing w:after="120"/>
+        <w:jc w:val="both"/>
+      </w:pPr>
+      <w:r>
+        <w:lastRenderedPageBreak/>
+        <w:t>Live's own data later showed this ISN'T permanently broken -- a later snapshot from Live showed the SAME stuck-at-baseline pattern Virtual had shown earlier -- suggesting the underlying tier-entry condition (recentHighBglSeen/sensorAgeDays/the tier-boundary match) is genuinely flickering cycle-to-cycle on whichever device, not cleanly broken on one device only. The new diagnostic logging (this paragraph, above) is what's needed to catch a live failure with actual field values -- not yet captured, since the logging hadn't been built onto any device as of this writing.</w:t>
+      </w:r>
+    </w:p>
+    <w:p>
+      <w:pPr>
+        <w:pStyle w:val="Heading2"/>
+        <w:jc w:val="both"/>
+      </w:pPr>
+      <w:bookmarkStart w:id="66" w:name="sec13e_sensorage_reminders"/>
+      <w:r>
+        <w:t>e. Related sensor/pod-age reminders (notification-only)</w:t>
+      </w:r>
+      <w:bookmarkEnd w:id="66"/>
       <w:r>
         <w:fldChar w:fldCharType="begin"/>
-      </w:r>
-      <w:r>
         <w:instrText>HYPERLINK \l "TOC_main"</w:instrText>
-      </w:r>
-      <w:r>
         <w:fldChar w:fldCharType="separate"/>
       </w:r>
       <w:r>
@@ -11049,26 +10232,22 @@
         <w:jc w:val="both"/>
       </w:pPr>
       <w:r>
-        <w:t>VirtualPseudoWizard is different in kind from Tier 3 UAM Boost, BolusGiven, and BolusGivenMild (§3b), which only ever strengthen the SMB delivery ratio. It places an actual BS.Type.NORMAL bolus, computed by running the same constrained BolusWizard used by the manual calculator, but entirely in the background — no calculator screen is ever shown, and no user confirmation occurs. It is a retrospective-testing tool, not a production dosing feature, and is hard-gated twice specifically so it cannot fire on a real pump: once in its eligibility check, and again immediately before the bolus is queued.</w:t>
-      </w:r>
-    </w:p>
-    <w:p>
-      <w:pPr>
-        <w:pStyle w:val="Heading2"/>
-        <w:jc w:val="both"/>
-      </w:pPr>
-      <w:bookmarkStart w:id="68" w:name="sec14a_pseudowizard_carbs"/>
-      <w:r>
-        <w:t>a. Why it is not a real carb treatment</w:t>
-      </w:r>
-      <w:bookmarkEnd w:id="68"/>
+        <w:t>Separate, notification-only reminders exist for pod/sensor age that don't touch dosing at all -- they just nudge you.</w:t>
+      </w:r>
+    </w:p>
+    <w:p>
+      <w:pPr>
+        <w:pStyle w:val="Heading1"/>
+        <w:jc w:val="both"/>
+      </w:pPr>
+      <w:bookmarkStart w:id="67" w:name="sec14_pseudowizard"/>
+      <w:r>
+        <w:t>14. VirtualPseudoWizard: background real-bolus correction (Virtual Pump, testing only)</w:t>
+      </w:r>
+      <w:bookmarkEnd w:id="67"/>
       <w:r>
         <w:fldChar w:fldCharType="begin"/>
-      </w:r>
-      <w:r>
         <w:instrText>HYPERLINK \l "TOC_main"</w:instrText>
-      </w:r>
-      <w:r>
         <w:fldChar w:fldCharType="separate"/>
       </w:r>
       <w:r>
@@ -11088,7 +10267,7 @@
         <w:jc w:val="both"/>
       </w:pPr>
       <w:r>
-        <w:t>This automation places a real bolus using a made-up “carbs” number, purely to size a correction dose sensibly through the normal Wizard math -- it isn't recording that carbs were actually eaten.</w:t>
+        <w:t>VirtualPseudoWizard is different in kind from Tier 3 UAM Boost, BolusGiven, and BolusGivenMild (§3b), which only ever strengthen the SMB delivery ratio. It places an actual BS.Type.NORMAL bolus, computed by running the same constrained BolusWizard used by the manual calculator, but entirely in the background — no calculator screen is ever shown, and no user confirmation occurs. It is a retrospective-testing tool, not a production dosing feature, and is hard-gated twice specifically so it cannot fire on a real pump: once in its eligibility check, and again immediately before the bolus is queued.</w:t>
       </w:r>
     </w:p>
     <w:p>
@@ -11096,18 +10275,14 @@
         <w:pStyle w:val="Heading2"/>
         <w:jc w:val="both"/>
       </w:pPr>
-      <w:bookmarkStart w:id="69" w:name="sec14b_pseudowizard_gating"/>
-      <w:r>
-        <w:t>b. Entry gating</w:t>
-      </w:r>
-      <w:bookmarkEnd w:id="69"/>
+      <w:bookmarkStart w:id="68" w:name="sec14a_pseudowizard_carbs"/>
+      <w:r>
+        <w:t>a. Why it is not a real carb treatment</w:t>
+      </w:r>
+      <w:bookmarkEnd w:id="68"/>
       <w:r>
         <w:fldChar w:fldCharType="begin"/>
-      </w:r>
-      <w:r>
         <w:instrText>HYPERLINK \l "TOC_main"</w:instrText>
-      </w:r>
-      <w:r>
         <w:fldChar w:fldCharType="separate"/>
       </w:r>
       <w:r>
@@ -11127,7 +10302,7 @@
         <w:jc w:val="both"/>
       </w:pPr>
       <w:r>
-        <w:t>Only fires on Virtual Pump, and only under a fairly narrow, specific set of conditions (very high BG, a fast confirmed rise, a sustained pattern) meant to catch a real runaway high that other automations missed.</w:t>
+        <w:t>This automation places a real bolus using a made-up “carbs” number, purely to size a correction dose sensibly through the normal Wizard math -- it isn't recording that carbs were actually eaten.</w:t>
       </w:r>
     </w:p>
     <w:p>
@@ -11135,18 +10310,14 @@
         <w:pStyle w:val="Heading2"/>
         <w:jc w:val="both"/>
       </w:pPr>
-      <w:bookmarkStart w:id="70" w:name="sec14c_pseudowizard_mechanics"/>
-      <w:r>
-        <w:t>c. Calculation and delivery mechanics</w:t>
-      </w:r>
-      <w:bookmarkEnd w:id="70"/>
+      <w:bookmarkStart w:id="69" w:name="sec14b_pseudowizard_gating"/>
+      <w:r>
+        <w:t>b. Entry gating</w:t>
+      </w:r>
+      <w:bookmarkEnd w:id="69"/>
       <w:r>
         <w:fldChar w:fldCharType="begin"/>
-      </w:r>
-      <w:r>
         <w:instrText>HYPERLINK \l "TOC_main"</w:instrText>
-      </w:r>
-      <w:r>
         <w:fldChar w:fldCharType="separate"/>
       </w:r>
       <w:r>
@@ -11166,7 +10337,7 @@
         <w:jc w:val="both"/>
       </w:pPr>
       <w:r>
-        <w:t>Runs the normal bolus-calculation math in the background and delivers the result automatically, with no user confirmation dialog.</w:t>
+        <w:t>Only fires on Virtual Pump, and only under a fairly narrow, specific set of conditions (very high BG, a fast confirmed rise, a sustained pattern) meant to catch a real runaway high that other automations missed.</w:t>
       </w:r>
     </w:p>
     <w:p>
@@ -11174,18 +10345,14 @@
         <w:pStyle w:val="Heading2"/>
         <w:jc w:val="both"/>
       </w:pPr>
-      <w:bookmarkStart w:id="71" w:name="sec14d_pseudowizard_reporting"/>
-      <w:r>
-        <w:t>d. Outcome reporting</w:t>
-      </w:r>
-      <w:bookmarkEnd w:id="71"/>
+      <w:bookmarkStart w:id="70" w:name="sec14c_pseudowizard_mechanics"/>
+      <w:r>
+        <w:t>c. Calculation and delivery mechanics</w:t>
+      </w:r>
+      <w:bookmarkEnd w:id="70"/>
       <w:r>
         <w:fldChar w:fldCharType="begin"/>
-      </w:r>
-      <w:r>
         <w:instrText>HYPERLINK \l "TOC_main"</w:instrText>
-      </w:r>
-      <w:r>
         <w:fldChar w:fldCharType="separate"/>
       </w:r>
       <w:r>
@@ -11205,26 +10372,22 @@
         <w:jc w:val="both"/>
       </w:pPr>
       <w:r>
-        <w:t>Logs a clear success/failure CarePortal note either way, so it's visible afterward whether it actually delivered.</w:t>
-      </w:r>
-    </w:p>
-    <w:p>
-      <w:pPr>
-        <w:pStyle w:val="Heading1"/>
-        <w:jc w:val="both"/>
-      </w:pPr>
-      <w:bookmarkStart w:id="72" w:name="sec16_fastrise"/>
-      <w:r>
-        <w:t>15. Fast-Rise SMB Tapering: the Tiered Cascade and the Separate Late Taper</w:t>
-      </w:r>
-      <w:bookmarkEnd w:id="72"/>
+        <w:t>Runs the normal bolus-calculation math in the background and delivers the result automatically, with no user confirmation dialog.</w:t>
+      </w:r>
+    </w:p>
+    <w:p>
+      <w:pPr>
+        <w:pStyle w:val="Heading2"/>
+        <w:jc w:val="both"/>
+      </w:pPr>
+      <w:bookmarkStart w:id="71" w:name="sec14d_pseudowizard_reporting"/>
+      <w:r>
+        <w:t>d. Outcome reporting</w:t>
+      </w:r>
+      <w:bookmarkEnd w:id="71"/>
       <w:r>
         <w:fldChar w:fldCharType="begin"/>
-      </w:r>
-      <w:r>
         <w:instrText>HYPERLINK \l "TOC_main"</w:instrText>
-      </w:r>
-      <w:r>
         <w:fldChar w:fldCharType="separate"/>
       </w:r>
       <w:r>
@@ -11240,21 +10403,26 @@
     </w:p>
     <w:p>
       <w:pPr>
-        <w:pStyle w:val="Heading2"/>
-        <w:jc w:val="both"/>
-      </w:pPr>
-      <w:bookmarkStart w:id="73" w:name="sec16_a_where_this_sits_and_the_entry_ga"/>
-      <w:r>
-        <w:t>a. Where this sits, and the entry gate</w:t>
-      </w:r>
-      <w:bookmarkEnd w:id="73"/>
+        <w:spacing w:after="120"/>
+        <w:jc w:val="both"/>
+      </w:pPr>
+      <w:r>
+        <w:t>Logs a clear success/failure CarePortal note either way, so it's visible afterward whether it actually delivered.</w:t>
+      </w:r>
+    </w:p>
+    <w:p>
+      <w:pPr>
+        <w:pStyle w:val="Heading1"/>
+        <w:jc w:val="both"/>
+      </w:pPr>
+      <w:bookmarkStart w:id="72" w:name="sec16_fastrise"/>
+      <w:r>
+        <w:t>15. Fast-Rise SMB Tapering: the Tiered Cascade and the Separate Late Taper</w:t>
+      </w:r>
+      <w:bookmarkEnd w:id="72"/>
       <w:r>
         <w:fldChar w:fldCharType="begin"/>
-      </w:r>
-      <w:r>
         <w:instrText>HYPERLINK \l "TOC_main"</w:instrText>
-      </w:r>
-      <w:r>
         <w:fldChar w:fldCharType="separate"/>
       </w:r>
       <w:r>
@@ -11270,58 +10438,17 @@
     </w:p>
     <w:p>
       <w:pPr>
-        <w:spacing w:after="120"/>
-        <w:jc w:val="both"/>
-      </w:pPr>
-      <w:r>
-        <w:t>A tiered ladder that decides how much to trim (or not trim) an SMB dose during a fast rise, based on how fast BG is climbing and by how much.</w:t>
-      </w:r>
-    </w:p>
-    <w:p>
-      <w:pPr>
-        <w:spacing w:after="120"/>
-        <w:jc w:val="both"/>
-      </w:pPr>
-      <w:r>
-        <w:t>As of 2026-08-22, rawDelta1Mgdl — the single-minute *raw, unsmoothed* delta — was removed from every gate in this cascade, and the code now carries an explanatory comment at the point where the old check used to sit. The removal was driven by real AIV data from two same-day sustained-rise events (01:50–01:58 and 02:50–02:55): at every single sampled minute of both events, rawDelta1Mgdl read negative or flat (as low as -0.56 mmol) even while Delta, SDelta and rawDelta5Mgdl all clearly confirmed a genuine, sustained rise the whole time.</w:t>
-      </w:r>
-    </w:p>
-    <w:p>
-      <w:pPr>
-        <w:spacing w:after="120"/>
-        <w:jc w:val="both"/>
-      </w:pPr>
-      <w:r>
-        <w:t>A single unsmoothed one-minute raw reading is simply too noise-prone to be a reliable confirmation on top of signals that already agree — requiring it was silently blocking the entire cascade during exactly the kind of gradual sustained rise it exists to catch. rawDelta5Mgdl (the 5-minute raw delta) was kept, since it passed cleanly at both real events and still gives a raw-signal check independent of the smoothed AAPS delta.</w:t>
-      </w:r>
-    </w:p>
-    <w:p>
-      <w:pPr>
-        <w:spacing w:after="120"/>
-        <w:jc w:val="both"/>
-      </w:pPr>
-      <w:r>
-        <w:lastRenderedPageBreak/>
-        <w:t>Checking the current source confirms the removal is complete: rawDelta1Mgdl now appears only as a function-parameter declaration (default sentinel 9999.0, meaning "no data supplied") and in this explanatory comment — it is not referenced in any condition anywhere in the file any more. aapsDelta1Mgdl, by contrast, remains part of the entry gate (and several sibling branches' gates) throughout.</w:t>
-      </w:r>
-    </w:p>
-    <w:p>
-      <w:pPr>
         <w:pStyle w:val="Heading2"/>
         <w:jc w:val="both"/>
       </w:pPr>
-      <w:bookmarkStart w:id="74" w:name="sec16_b_the_tier_ladder_delta_sdelta_ban"/>
-      <w:r>
-        <w:t>b. The tier ladder: Delta/SDelta bands, BG sub-branches, and multipliers</w:t>
-      </w:r>
-      <w:bookmarkEnd w:id="74"/>
+      <w:bookmarkStart w:id="73" w:name="sec16_a_where_this_sits_and_the_entry_ga"/>
+      <w:r>
+        <w:t>a. Where this sits, and the entry gate</w:t>
+      </w:r>
+      <w:bookmarkEnd w:id="73"/>
       <w:r>
         <w:fldChar w:fldCharType="begin"/>
-      </w:r>
-      <w:r>
         <w:instrText>HYPERLINK \l "TOC_main"</w:instrText>
-      </w:r>
-      <w:r>
         <w:fldChar w:fldCharType="separate"/>
       </w:r>
       <w:r>
@@ -11341,7 +10468,35 @@
         <w:jc w:val="both"/>
       </w:pPr>
       <w:r>
-        <w:t>Different combinations of how fast BG is rising and what BG level it's rising from select a different multiplier applied to the normal SMB size -- steeper or higher rises get less trimming.</w:t>
+        <w:t>A tiered ladder that decides how much to trim (or not trim) an SMB dose during a fast rise, based on how fast BG is climbing and by how much.</w:t>
+      </w:r>
+    </w:p>
+    <w:p>
+      <w:pPr>
+        <w:spacing w:after="120"/>
+        <w:jc w:val="both"/>
+      </w:pPr>
+      <w:r>
+        <w:t>As of 2026-08-22, rawDelta1Mgdl — the single-minute *raw, unsmoothed* delta — was removed from every gate in this cascade, and the code now carries an explanatory comment at the point where the old check used to sit. The removal was driven by real AIV data from two same-day sustained-rise events (01:50–01:58 and 02:50–02:55): at every single sampled minute of both events, rawDelta1Mgdl read negative or flat (as low as -0.56 mmol) even while Delta, SDelta and rawDelta5Mgdl all clearly confirmed a genuine, sustained rise the whole time.</w:t>
+      </w:r>
+    </w:p>
+    <w:p>
+      <w:pPr>
+        <w:spacing w:after="120"/>
+        <w:jc w:val="both"/>
+      </w:pPr>
+      <w:r>
+        <w:t>A single unsmoothed one-minute raw reading is simply too noise-prone to be a reliable confirmation on top of signals that already agree — requiring it was silently blocking the entire cascade during exactly the kind of gradual sustained rise it exists to catch. rawDelta5Mgdl (the 5-minute raw delta) was kept, since it passed cleanly at both real events and still gives a raw-signal check independent of the smoothed AAPS delta.</w:t>
+      </w:r>
+    </w:p>
+    <w:p>
+      <w:pPr>
+        <w:spacing w:after="120"/>
+        <w:jc w:val="both"/>
+      </w:pPr>
+      <w:r>
+        <w:lastRenderedPageBreak/>
+        <w:t>Checking the current source confirms the removal is complete: rawDelta1Mgdl now appears only as a function-parameter declaration (default sentinel 9999.0, meaning "no data supplied") and in this explanatory comment — it is not referenced in any condition anywhere in the file any more. aapsDelta1Mgdl, by contrast, remains part of the entry gate (and several sibling branches' gates) throughout.</w:t>
       </w:r>
     </w:p>
     <w:p>
@@ -11349,18 +10504,14 @@
         <w:pStyle w:val="Heading2"/>
         <w:jc w:val="both"/>
       </w:pPr>
-      <w:bookmarkStart w:id="75" w:name="sec16_c_other_branches_inside_fast_rise_"/>
-      <w:r>
-        <w:t>c. Other branches inside FAST RISE HANDLING: Higher BG, early-morning guard, twilight hours</w:t>
-      </w:r>
-      <w:bookmarkEnd w:id="75"/>
+      <w:bookmarkStart w:id="74" w:name="sec16_b_the_tier_ladder_delta_sdelta_ban"/>
+      <w:r>
+        <w:t>b. The tier ladder: Delta/SDelta bands, BG sub-branches, and multipliers</w:t>
+      </w:r>
+      <w:bookmarkEnd w:id="74"/>
       <w:r>
         <w:fldChar w:fldCharType="begin"/>
-      </w:r>
-      <w:r>
         <w:instrText>HYPERLINK \l "TOC_main"</w:instrText>
-      </w:r>
-      <w:r>
         <w:fldChar w:fldCharType="separate"/>
       </w:r>
       <w:r>
@@ -11380,7 +10531,7 @@
         <w:jc w:val="both"/>
       </w:pPr>
       <w:r>
-        <w:t>A few additional special-case branches exist for particularly high BG, early-morning hours, and twilight-hour patterns.</w:t>
+        <w:t>Different combinations of how fast BG is rising and what BG level it's rising from select a different multiplier applied to the normal SMB size -- steeper or higher rises get less trimming.</w:t>
       </w:r>
     </w:p>
     <w:p>
@@ -11388,18 +10539,14 @@
         <w:pStyle w:val="Heading2"/>
         <w:jc w:val="both"/>
       </w:pPr>
-      <w:bookmarkStart w:id="76" w:name="sec16_d_the_preceding_sibling_branches_i"/>
-      <w:r>
-        <w:t>d. The preceding sibling branches, including Sensor Glitch3</w:t>
-      </w:r>
-      <w:bookmarkEnd w:id="76"/>
+      <w:bookmarkStart w:id="75" w:name="sec16_c_other_branches_inside_fast_rise_"/>
+      <w:r>
+        <w:t>c. Other branches inside FAST RISE HANDLING: Higher BG, early-morning guard, twilight hours</w:t>
+      </w:r>
+      <w:bookmarkEnd w:id="75"/>
       <w:r>
         <w:fldChar w:fldCharType="begin"/>
-      </w:r>
-      <w:r>
         <w:instrText>HYPERLINK \l "TOC_main"</w:instrText>
-      </w:r>
-      <w:r>
         <w:fldChar w:fldCharType="separate"/>
       </w:r>
       <w:r>
@@ -11419,7 +10566,7 @@
         <w:jc w:val="both"/>
       </w:pPr>
       <w:r>
-        <w:t>Earlier-checked branches, including one for a specific sensor-glitch pattern, take priority over the main tier ladder whenever they match.</w:t>
+        <w:t>A few additional special-case branches exist for particularly high BG, early-morning hours, and twilight-hour patterns.</w:t>
       </w:r>
     </w:p>
     <w:p>
@@ -11427,18 +10574,14 @@
         <w:pStyle w:val="Heading2"/>
         <w:jc w:val="both"/>
       </w:pPr>
-      <w:bookmarkStart w:id="77" w:name="sec16_e_the_separate_late_taper_and_cumu"/>
-      <w:r>
-        <w:t>e. The separate late taper and cumulative SMB caps</w:t>
-      </w:r>
-      <w:bookmarkEnd w:id="77"/>
+      <w:bookmarkStart w:id="76" w:name="sec16_d_the_preceding_sibling_branches_i"/>
+      <w:r>
+        <w:t>d. The preceding sibling branches, including Sensor Glitch3</w:t>
+      </w:r>
+      <w:bookmarkEnd w:id="76"/>
       <w:r>
         <w:fldChar w:fldCharType="begin"/>
-      </w:r>
-      <w:r>
         <w:instrText>HYPERLINK \l "TOC_main"</w:instrText>
-      </w:r>
-      <w:r>
         <w:fldChar w:fldCharType="separate"/>
       </w:r>
       <w:r>
@@ -11458,7 +10601,7 @@
         <w:jc w:val="both"/>
       </w:pPr>
       <w:r>
-        <w:t>Beyond the tier ladder itself, a separate later-stage taper and two cumulative SMB-amount caps (10-minute and 30-minute) provide additional protection against stacking too much insulin in a short window, regardless of which tier fired.</w:t>
+        <w:t>Earlier-checked branches, including one for a specific sensor-glitch pattern, take priority over the main tier ladder whenever they match.</w:t>
       </w:r>
     </w:p>
     <w:p>
@@ -11466,18 +10609,14 @@
         <w:pStyle w:val="Heading2"/>
         <w:jc w:val="both"/>
       </w:pPr>
-      <w:bookmarkStart w:id="78" w:name="sec16_f_what_actually_reaches_the_aiv_fa"/>
-      <w:r>
-        <w:t>f. What actually reaches the AIV "FastRise" column</w:t>
-      </w:r>
-      <w:bookmarkEnd w:id="78"/>
+      <w:bookmarkStart w:id="77" w:name="sec16_e_the_separate_late_taper_and_cumu"/>
+      <w:r>
+        <w:t>e. The separate late taper and cumulative SMB caps</w:t>
+      </w:r>
+      <w:bookmarkEnd w:id="77"/>
       <w:r>
         <w:fldChar w:fldCharType="begin"/>
-      </w:r>
-      <w:r>
         <w:instrText>HYPERLINK \l "TOC_main"</w:instrText>
-      </w:r>
-      <w:r>
         <w:fldChar w:fldCharType="separate"/>
       </w:r>
       <w:r>
@@ -11497,6 +10636,41 @@
         <w:jc w:val="both"/>
       </w:pPr>
       <w:r>
+        <w:t>Beyond the tier ladder itself, a separate later-stage taper and two cumulative SMB-amount caps (10-minute and 30-minute) provide additional protection against stacking too much insulin in a short window, regardless of which tier fired.</w:t>
+      </w:r>
+    </w:p>
+    <w:p>
+      <w:pPr>
+        <w:pStyle w:val="Heading2"/>
+        <w:jc w:val="both"/>
+      </w:pPr>
+      <w:bookmarkStart w:id="78" w:name="sec16_f_what_actually_reaches_the_aiv_fa"/>
+      <w:r>
+        <w:t>f. What actually reaches the AIV "FastRise" column</w:t>
+      </w:r>
+      <w:bookmarkEnd w:id="78"/>
+      <w:r>
+        <w:fldChar w:fldCharType="begin"/>
+        <w:instrText>HYPERLINK \l "TOC_main"</w:instrText>
+        <w:fldChar w:fldCharType="separate"/>
+      </w:r>
+      <w:r>
+        <w:rPr>
+          <w:rStyle w:val="Hyperlink"/>
+          <w:sz w:val="16"/>
+        </w:rPr>
+        <w:t xml:space="preserve">  [↑ TOC]</w:t>
+      </w:r>
+      <w:r>
+        <w:fldChar w:fldCharType="end"/>
+      </w:r>
+    </w:p>
+    <w:p>
+      <w:pPr>
+        <w:spacing w:after="120"/>
+        <w:jc w:val="both"/>
+      </w:pPr>
+      <w:r>
         <w:t>The exported “FastRise” column reflects exactly which tier/branch fired and its multiplier that cycle, reconstructed by pattern-matching the logged reason text -- it isn't a raw stored value.</w:t>
       </w:r>
     </w:p>
@@ -11530,11 +10704,7 @@
       <w:bookmarkEnd w:id="79"/>
       <w:r>
         <w:fldChar w:fldCharType="begin"/>
-      </w:r>
-      <w:r>
         <w:instrText>HYPERLINK \l "TOC_main"</w:instrText>
-      </w:r>
-      <w:r>
         <w:fldChar w:fldCharType="separate"/>
       </w:r>
       <w:r>
@@ -12077,10 +11247,7 @@
         <w:jc w:val="both"/>
       </w:pPr>
       <w:r>
-        <w:t>End</w:t>
-      </w:r>
-      <w:r>
-        <w:t xml:space="preserve"> </w:t>
+        <w:t xml:space="preserve">End </w:t>
       </w:r>
       <w:hyperlink w:anchor="TOC_main" w:history="1">
         <w:r>
